--- a/0. frontmatter.docx
+++ b/0. frontmatter.docx
@@ -682,146 +682,158 @@
           <w:color w:val="000000" w:themeColor="text1"/>
           <w:sz w:val="22"/>
           <w:szCs w:val="22"/>
-          <w:lang w:val="nl-NL"/>
-        </w:rPr>
-      </w:pPr>
-    </w:p>
-    <w:p>
-      <w:pPr>
-        <w:rPr>
-          <w:rFonts w:ascii="Arial" w:hAnsi="Arial" w:cs="Arial"/>
-          <w:color w:val="000000" w:themeColor="text1"/>
-          <w:sz w:val="22"/>
-          <w:szCs w:val="22"/>
-          <w:lang w:val="nl-NL"/>
-        </w:rPr>
-      </w:pPr>
-    </w:p>
-    <w:p>
-      <w:pPr>
-        <w:rPr>
-          <w:rFonts w:ascii="Arial" w:hAnsi="Arial" w:cs="Arial"/>
-          <w:color w:val="000000" w:themeColor="text1"/>
-          <w:sz w:val="22"/>
-          <w:szCs w:val="22"/>
-        </w:rPr>
-      </w:pPr>
-    </w:p>
-    <w:p>
-      <w:pPr>
-        <w:rPr>
-          <w:rFonts w:ascii="Arial" w:hAnsi="Arial" w:cs="Arial"/>
-          <w:color w:val="000000" w:themeColor="text1"/>
-          <w:sz w:val="22"/>
-          <w:szCs w:val="22"/>
-        </w:rPr>
-      </w:pPr>
-    </w:p>
-    <w:p>
-      <w:pPr>
-        <w:rPr>
-          <w:rFonts w:ascii="Arial" w:hAnsi="Arial" w:cs="Arial"/>
-          <w:color w:val="000000" w:themeColor="text1"/>
-          <w:sz w:val="22"/>
-          <w:szCs w:val="22"/>
-        </w:rPr>
-      </w:pPr>
-    </w:p>
-    <w:p>
-      <w:pPr>
-        <w:rPr>
-          <w:rFonts w:ascii="Arial" w:hAnsi="Arial" w:cs="Arial"/>
-          <w:color w:val="000000" w:themeColor="text1"/>
-          <w:sz w:val="22"/>
-          <w:szCs w:val="22"/>
-        </w:rPr>
-      </w:pPr>
-      <w:r>
-        <w:rPr>
-          <w:rFonts w:ascii="Arial" w:hAnsi="Arial" w:cs="Arial"/>
-          <w:color w:val="000000" w:themeColor="text1"/>
-          <w:sz w:val="22"/>
-          <w:szCs w:val="22"/>
-        </w:rPr>
-        <w:t>© D.W. van Tilborg (2025)</w:t>
-      </w:r>
-    </w:p>
-    <w:p>
-      <w:pPr>
-        <w:rPr>
-          <w:rFonts w:ascii="Arial" w:hAnsi="Arial" w:cs="Arial"/>
-          <w:color w:val="000000" w:themeColor="text1"/>
-          <w:sz w:val="22"/>
-          <w:szCs w:val="22"/>
-        </w:rPr>
-      </w:pPr>
-    </w:p>
-    <w:p>
-      <w:pPr>
-        <w:rPr>
-          <w:rFonts w:ascii="Arial" w:hAnsi="Arial" w:cs="Arial"/>
-          <w:color w:val="000000" w:themeColor="text1"/>
-          <w:sz w:val="22"/>
-          <w:szCs w:val="22"/>
-        </w:rPr>
-      </w:pPr>
-      <w:r>
-        <w:rPr>
-          <w:rFonts w:ascii="Arial" w:hAnsi="Arial" w:cs="Arial"/>
-          <w:color w:val="000000" w:themeColor="text1"/>
-          <w:sz w:val="22"/>
-          <w:szCs w:val="22"/>
-        </w:rPr>
-        <w:t xml:space="preserve">Molecular machine learning </w:t>
-      </w:r>
-      <w:r>
-        <w:rPr>
-          <w:rFonts w:ascii="Arial" w:hAnsi="Arial" w:cs="Arial"/>
-          <w:color w:val="000000" w:themeColor="text1"/>
-          <w:sz w:val="22"/>
-          <w:szCs w:val="22"/>
-        </w:rPr>
-        <w:t>past the chemical Kármán Line</w:t>
-      </w:r>
-      <w:r>
-        <w:rPr>
-          <w:rFonts w:ascii="Arial" w:hAnsi="Arial" w:cs="Arial"/>
-          <w:color w:val="000000" w:themeColor="text1"/>
-          <w:sz w:val="22"/>
-          <w:szCs w:val="22"/>
-        </w:rPr>
-        <w:t>.</w:t>
-      </w:r>
-    </w:p>
-    <w:p>
-      <w:pPr>
-        <w:rPr>
-          <w:rFonts w:ascii="Arial" w:hAnsi="Arial" w:cs="Arial"/>
-          <w:color w:val="000000" w:themeColor="text1"/>
-          <w:sz w:val="22"/>
-          <w:szCs w:val="22"/>
-          <w:lang w:val="nl-NL"/>
-        </w:rPr>
-      </w:pPr>
-      <w:r>
-        <w:rPr>
-          <w:rFonts w:ascii="Arial" w:hAnsi="Arial" w:cs="Arial"/>
-          <w:color w:val="000000" w:themeColor="text1"/>
-          <w:sz w:val="22"/>
-          <w:szCs w:val="22"/>
-          <w:lang w:val="nl-NL"/>
-        </w:rPr>
-        <w:t>Proefschrift – Technische Universiteit Eindhoven</w:t>
-      </w:r>
-    </w:p>
-    <w:p>
-      <w:pPr>
-        <w:rPr>
-          <w:rFonts w:ascii="Arial" w:hAnsi="Arial" w:cs="Arial"/>
-          <w:color w:val="000000" w:themeColor="text1"/>
-          <w:sz w:val="22"/>
-          <w:szCs w:val="22"/>
-          <w:lang w:val="nl-NL"/>
+        </w:rPr>
+      </w:pPr>
+      <w:r>
+        <w:rPr>
+          <w:rFonts w:ascii="Arial" w:hAnsi="Arial" w:cs="Arial"/>
+          <w:color w:val="000000" w:themeColor="text1"/>
+          <w:sz w:val="22"/>
+          <w:szCs w:val="22"/>
+        </w:rPr>
+        <w:t xml:space="preserve">© </w:t>
+      </w:r>
+      <w:r>
+        <w:rPr>
+          <w:rFonts w:ascii="Arial" w:hAnsi="Arial" w:cs="Arial"/>
+          <w:color w:val="000000" w:themeColor="text1"/>
+          <w:sz w:val="22"/>
+          <w:szCs w:val="22"/>
+        </w:rPr>
+        <w:t xml:space="preserve">2025 </w:t>
+      </w:r>
+      <w:r>
+        <w:rPr>
+          <w:rFonts w:ascii="Arial" w:hAnsi="Arial" w:cs="Arial"/>
+          <w:color w:val="000000" w:themeColor="text1"/>
+          <w:sz w:val="22"/>
+          <w:szCs w:val="22"/>
+        </w:rPr>
+        <w:t>D</w:t>
+      </w:r>
+      <w:r>
+        <w:rPr>
+          <w:rFonts w:ascii="Arial" w:hAnsi="Arial" w:cs="Arial"/>
+          <w:color w:val="000000" w:themeColor="text1"/>
+          <w:sz w:val="22"/>
+          <w:szCs w:val="22"/>
+        </w:rPr>
+        <w:t xml:space="preserve">.W. </w:t>
+      </w:r>
+      <w:r>
+        <w:rPr>
+          <w:rFonts w:ascii="Arial" w:hAnsi="Arial" w:cs="Arial"/>
+          <w:color w:val="000000" w:themeColor="text1"/>
+          <w:sz w:val="22"/>
+          <w:szCs w:val="22"/>
+        </w:rPr>
+        <w:t>van Tilborg</w:t>
+      </w:r>
+    </w:p>
+    <w:p>
+      <w:pPr>
+        <w:rPr>
+          <w:rFonts w:ascii="Arial" w:hAnsi="Arial" w:cs="Arial"/>
+          <w:color w:val="000000" w:themeColor="text1"/>
+          <w:sz w:val="22"/>
+          <w:szCs w:val="22"/>
+        </w:rPr>
+      </w:pPr>
+    </w:p>
+    <w:p>
+      <w:pPr>
+        <w:jc w:val="both"/>
+        <w:rPr>
+          <w:rFonts w:ascii="Arial" w:hAnsi="Arial" w:cs="Arial"/>
+          <w:color w:val="000000" w:themeColor="text1"/>
+          <w:sz w:val="22"/>
+          <w:szCs w:val="22"/>
+        </w:rPr>
+      </w:pPr>
+      <w:r>
+        <w:rPr>
+          <w:rFonts w:ascii="Arial" w:hAnsi="Arial" w:cs="Arial"/>
+          <w:color w:val="000000" w:themeColor="text1"/>
+          <w:sz w:val="22"/>
+          <w:szCs w:val="22"/>
+        </w:rPr>
+        <w:t>All rights reserved.</w:t>
+      </w:r>
+      <w:r>
+        <w:rPr>
+          <w:rFonts w:ascii="Arial" w:hAnsi="Arial" w:cs="Arial"/>
+          <w:color w:val="000000" w:themeColor="text1"/>
+          <w:sz w:val="22"/>
+          <w:szCs w:val="22"/>
+        </w:rPr>
+        <w:t xml:space="preserve"> </w:t>
+      </w:r>
+    </w:p>
+    <w:p>
+      <w:pPr>
+        <w:rPr>
+          <w:rFonts w:ascii="Arial" w:hAnsi="Arial" w:cs="Arial"/>
+          <w:color w:val="000000" w:themeColor="text1"/>
+          <w:sz w:val="22"/>
+          <w:szCs w:val="22"/>
+        </w:rPr>
+      </w:pPr>
+    </w:p>
+    <w:p>
+      <w:pPr>
+        <w:rPr>
+          <w:rFonts w:ascii="Arial" w:hAnsi="Arial" w:cs="Arial"/>
+          <w:color w:val="000000" w:themeColor="text1"/>
+          <w:sz w:val="22"/>
+          <w:szCs w:val="22"/>
+        </w:rPr>
+      </w:pPr>
+      <w:r>
+        <w:rPr>
+          <w:rFonts w:ascii="Arial" w:hAnsi="Arial" w:cs="Arial"/>
+          <w:color w:val="000000" w:themeColor="text1"/>
+          <w:sz w:val="22"/>
+          <w:szCs w:val="22"/>
+        </w:rPr>
+        <w:t>ISBN: …</w:t>
+      </w:r>
+    </w:p>
+    <w:p>
+      <w:pPr>
+        <w:rPr>
+          <w:rFonts w:ascii="Arial" w:hAnsi="Arial" w:cs="Arial"/>
+          <w:color w:val="000000" w:themeColor="text1"/>
+          <w:sz w:val="22"/>
+          <w:szCs w:val="22"/>
+        </w:rPr>
+      </w:pPr>
+    </w:p>
+    <w:p>
+      <w:pPr>
+        <w:rPr>
+          <w:rFonts w:ascii="Arial" w:hAnsi="Arial" w:cs="Arial"/>
+          <w:color w:val="000000" w:themeColor="text1"/>
+          <w:sz w:val="22"/>
+          <w:szCs w:val="22"/>
+        </w:rPr>
+      </w:pPr>
+      <w:r>
+        <w:rPr>
+          <w:rFonts w:ascii="Arial" w:hAnsi="Arial" w:cs="Arial"/>
+          <w:color w:val="000000" w:themeColor="text1"/>
+          <w:sz w:val="22"/>
+          <w:szCs w:val="22"/>
+        </w:rPr>
+        <w:t>A catalogue is available from the Eindhoven University of Technology library.</w:t>
+      </w:r>
+    </w:p>
+    <w:p>
+      <w:pPr>
+        <w:rPr>
+          <w:rFonts w:ascii="Arial" w:hAnsi="Arial" w:cs="Arial"/>
+          <w:color w:val="000000" w:themeColor="text1"/>
+          <w:sz w:val="22"/>
+          <w:szCs w:val="22"/>
         </w:rPr>
       </w:pPr>
     </w:p>
@@ -877,64 +889,6 @@
     <w:p>
       <w:pPr>
         <w:rPr>
-          <w:rFonts w:ascii="Arial" w:hAnsi="Arial" w:cs="Arial"/>
-          <w:color w:val="000000" w:themeColor="text1"/>
-          <w:sz w:val="22"/>
-          <w:szCs w:val="22"/>
-        </w:rPr>
-      </w:pPr>
-      <w:r>
-        <w:rPr>
-          <w:rFonts w:ascii="Arial" w:hAnsi="Arial" w:cs="Arial"/>
-          <w:color w:val="000000" w:themeColor="text1"/>
-          <w:sz w:val="22"/>
-          <w:szCs w:val="22"/>
-        </w:rPr>
-        <w:t>A catalogue is available from the Eindhoven University of Technology library.</w:t>
-      </w:r>
-    </w:p>
-    <w:p>
-      <w:pPr>
-        <w:rPr>
-          <w:rFonts w:ascii="Arial" w:hAnsi="Arial" w:cs="Arial"/>
-          <w:color w:val="000000" w:themeColor="text1"/>
-          <w:sz w:val="22"/>
-          <w:szCs w:val="22"/>
-        </w:rPr>
-      </w:pPr>
-    </w:p>
-    <w:p>
-      <w:pPr>
-        <w:rPr>
-          <w:rFonts w:ascii="Arial" w:hAnsi="Arial" w:cs="Arial"/>
-          <w:color w:val="000000" w:themeColor="text1"/>
-          <w:sz w:val="22"/>
-          <w:szCs w:val="22"/>
-        </w:rPr>
-      </w:pPr>
-      <w:r>
-        <w:rPr>
-          <w:rFonts w:ascii="Arial" w:hAnsi="Arial" w:cs="Arial"/>
-          <w:color w:val="000000" w:themeColor="text1"/>
-          <w:sz w:val="22"/>
-          <w:szCs w:val="22"/>
-        </w:rPr>
-        <w:t>ISBN: …</w:t>
-      </w:r>
-    </w:p>
-    <w:p>
-      <w:pPr>
-        <w:rPr>
-          <w:rFonts w:ascii="Arial" w:hAnsi="Arial" w:cs="Arial"/>
-          <w:color w:val="000000" w:themeColor="text1"/>
-          <w:sz w:val="22"/>
-          <w:szCs w:val="22"/>
-        </w:rPr>
-      </w:pPr>
-    </w:p>
-    <w:p>
-      <w:pPr>
-        <w:rPr>
           <w:rFonts w:ascii="Arial" w:eastAsia="Times New Roman" w:hAnsi="Arial" w:cs="Arial"/>
           <w:color w:val="000000" w:themeColor="text1"/>
           <w:sz w:val="22"/>
@@ -968,15 +922,50 @@
           <w:sz w:val="22"/>
           <w:szCs w:val="22"/>
         </w:rPr>
-        <w:t xml:space="preserve">, 101077879), the Irene Curie Fellowship, the Centre for Living Technologies, and SURF (NWO grant EINF-5379, …). </w:t>
-      </w:r>
-      <w:r>
-        <w:rPr>
-          <w:rFonts w:ascii="Arial" w:hAnsi="Arial" w:cs="Arial"/>
-          <w:color w:val="000000" w:themeColor="text1"/>
-          <w:sz w:val="22"/>
-          <w:szCs w:val="22"/>
-          <w:lang w:val="nl-NL"/>
+        <w:t>, 101077879), the Irene Curie Fellowship, the Centre for Living Technologies, and SURF (NWO grant EINF-5379,</w:t>
+      </w:r>
+      <w:r>
+        <w:rPr>
+          <w:rFonts w:ascii="Arial" w:hAnsi="Arial" w:cs="Arial"/>
+          <w:color w:val="000000" w:themeColor="text1"/>
+          <w:sz w:val="22"/>
+          <w:szCs w:val="22"/>
+        </w:rPr>
+        <w:t xml:space="preserve"> </w:t>
+      </w:r>
+      <w:r>
+        <w:rPr>
+          <w:rFonts w:ascii="Arial" w:hAnsi="Arial" w:cs="Arial"/>
+          <w:color w:val="000000" w:themeColor="text1"/>
+          <w:sz w:val="22"/>
+          <w:szCs w:val="22"/>
+        </w:rPr>
+        <w:t>EINF-</w:t>
+      </w:r>
+      <w:r>
+        <w:rPr>
+          <w:rFonts w:ascii="Arial" w:hAnsi="Arial" w:cs="Arial"/>
+          <w:color w:val="000000" w:themeColor="text1"/>
+          <w:sz w:val="22"/>
+          <w:szCs w:val="22"/>
+        </w:rPr>
+        <w:t>9333, EINF-6669</w:t>
+      </w:r>
+      <w:r>
+        <w:rPr>
+          <w:rFonts w:ascii="Arial" w:hAnsi="Arial" w:cs="Arial"/>
+          <w:color w:val="000000" w:themeColor="text1"/>
+          <w:sz w:val="22"/>
+          <w:szCs w:val="22"/>
+        </w:rPr>
+        <w:t xml:space="preserve">). </w:t>
+      </w:r>
+      <w:r>
+        <w:rPr>
+          <w:rFonts w:ascii="Arial" w:hAnsi="Arial" w:cs="Arial"/>
+          <w:color w:val="000000" w:themeColor="text1"/>
+          <w:sz w:val="22"/>
+          <w:szCs w:val="22"/>
         </w:rPr>
         <w:br w:type="page"/>
       </w:r>
@@ -1071,7 +1060,6 @@
           <w:color w:val="000000" w:themeColor="text1"/>
           <w:sz w:val="22"/>
           <w:szCs w:val="22"/>
-          <w:highlight w:val="yellow"/>
           <w:lang w:val="nl-NL"/>
         </w:rPr>
         <w:t xml:space="preserve">prof. dr. </w:t>
@@ -1082,10 +1070,84 @@
           <w:color w:val="000000" w:themeColor="text1"/>
           <w:sz w:val="22"/>
           <w:szCs w:val="22"/>
-          <w:highlight w:val="yellow"/>
-          <w:lang w:val="nl-NL"/>
-        </w:rPr>
-        <w:t xml:space="preserve">ir. M. </w:t>
+          <w:lang w:val="nl-NL"/>
+        </w:rPr>
+        <w:t>ir. M. Mer</w:t>
+      </w:r>
+      <w:r>
+        <w:rPr>
+          <w:rFonts w:ascii="Arial" w:hAnsi="Arial" w:cs="Arial"/>
+          <w:color w:val="000000" w:themeColor="text1"/>
+          <w:sz w:val="22"/>
+          <w:szCs w:val="22"/>
+          <w:lang w:val="nl-NL"/>
+        </w:rPr>
+        <w:t>k</w:t>
+      </w:r>
+      <w:r>
+        <w:rPr>
+          <w:rFonts w:ascii="Arial" w:hAnsi="Arial" w:cs="Arial"/>
+          <w:color w:val="000000" w:themeColor="text1"/>
+          <w:sz w:val="22"/>
+          <w:szCs w:val="22"/>
+          <w:lang w:val="nl-NL"/>
+        </w:rPr>
+        <w:t>x</w:t>
+      </w:r>
+    </w:p>
+    <w:p>
+      <w:pPr>
+        <w:spacing w:line="360" w:lineRule="auto"/>
+        <w:rPr>
+          <w:rFonts w:ascii="Arial" w:hAnsi="Arial" w:cs="Arial"/>
+          <w:color w:val="000000" w:themeColor="text1"/>
+          <w:sz w:val="22"/>
+          <w:szCs w:val="22"/>
+          <w:lang w:val="nl-NL"/>
+        </w:rPr>
+      </w:pPr>
+    </w:p>
+    <w:p>
+      <w:pPr>
+        <w:spacing w:line="360" w:lineRule="auto"/>
+        <w:rPr>
+          <w:rFonts w:ascii="Arial" w:hAnsi="Arial" w:cs="Arial"/>
+          <w:color w:val="000000" w:themeColor="text1"/>
+          <w:sz w:val="22"/>
+          <w:szCs w:val="22"/>
+          <w:lang w:val="nl-NL"/>
+        </w:rPr>
+      </w:pPr>
+      <w:r>
+        <w:rPr>
+          <w:rFonts w:ascii="Arial" w:hAnsi="Arial" w:cs="Arial"/>
+          <w:color w:val="000000" w:themeColor="text1"/>
+          <w:sz w:val="22"/>
+          <w:szCs w:val="22"/>
+          <w:lang w:val="nl-NL"/>
+        </w:rPr>
+        <w:t>1</w:t>
+      </w:r>
+      <w:r>
+        <w:rPr>
+          <w:rFonts w:ascii="Arial" w:hAnsi="Arial" w:cs="Arial"/>
+          <w:color w:val="000000" w:themeColor="text1"/>
+          <w:sz w:val="22"/>
+          <w:szCs w:val="22"/>
+          <w:vertAlign w:val="superscript"/>
+          <w:lang w:val="nl-NL"/>
+        </w:rPr>
+        <w:t>e</w:t>
+      </w:r>
+      <w:r>
+        <w:rPr>
+          <w:rFonts w:ascii="Arial" w:hAnsi="Arial" w:cs="Arial"/>
+          <w:color w:val="000000" w:themeColor="text1"/>
+          <w:sz w:val="22"/>
+          <w:szCs w:val="22"/>
+          <w:lang w:val="nl-NL"/>
+        </w:rPr>
+        <w:t xml:space="preserve"> </w:t>
       </w:r>
       <w:proofErr w:type="spellStart"/>
       <w:r>
@@ -1094,12 +1156,64 @@
           <w:color w:val="000000" w:themeColor="text1"/>
           <w:sz w:val="22"/>
           <w:szCs w:val="22"/>
-          <w:highlight w:val="yellow"/>
-          <w:lang w:val="nl-NL"/>
-        </w:rPr>
-        <w:t>Merx</w:t>
+          <w:lang w:val="nl-NL"/>
+        </w:rPr>
+        <w:t>promoter</w:t>
       </w:r>
       <w:proofErr w:type="spellEnd"/>
+      <w:r>
+        <w:rPr>
+          <w:rFonts w:ascii="Arial" w:hAnsi="Arial" w:cs="Arial"/>
+          <w:color w:val="000000" w:themeColor="text1"/>
+          <w:sz w:val="22"/>
+          <w:szCs w:val="22"/>
+          <w:lang w:val="nl-NL"/>
+        </w:rPr>
+        <w:t>:</w:t>
+      </w:r>
+      <w:r>
+        <w:rPr>
+          <w:rFonts w:ascii="Arial" w:hAnsi="Arial" w:cs="Arial"/>
+          <w:color w:val="000000" w:themeColor="text1"/>
+          <w:sz w:val="22"/>
+          <w:szCs w:val="22"/>
+          <w:lang w:val="nl-NL"/>
+        </w:rPr>
+        <w:tab/>
+      </w:r>
+      <w:r>
+        <w:rPr>
+          <w:rFonts w:ascii="Arial" w:hAnsi="Arial" w:cs="Arial"/>
+          <w:color w:val="000000" w:themeColor="text1"/>
+          <w:sz w:val="22"/>
+          <w:szCs w:val="22"/>
+          <w:lang w:val="nl-NL"/>
+        </w:rPr>
+        <w:tab/>
+      </w:r>
+      <w:r>
+        <w:rPr>
+          <w:rFonts w:ascii="Arial" w:hAnsi="Arial" w:cs="Arial"/>
+          <w:color w:val="000000" w:themeColor="text1"/>
+          <w:sz w:val="22"/>
+          <w:szCs w:val="22"/>
+          <w:lang w:val="nl-NL"/>
+        </w:rPr>
+        <w:tab/>
+        <w:t xml:space="preserve">dr. F. </w:t>
+      </w:r>
+      <w:proofErr w:type="spellStart"/>
+      <w:r>
+        <w:rPr>
+          <w:rFonts w:ascii="Arial" w:hAnsi="Arial" w:cs="Arial"/>
+          <w:color w:val="000000" w:themeColor="text1"/>
+          <w:sz w:val="22"/>
+          <w:szCs w:val="22"/>
+          <w:lang w:val="nl-NL"/>
+        </w:rPr>
+        <w:t>Grisoni</w:t>
+      </w:r>
+      <w:proofErr w:type="spellEnd"/>
     </w:p>
     <w:p>
       <w:pPr>
@@ -1112,6 +1226,110 @@
           <w:lang w:val="nl-NL"/>
         </w:rPr>
       </w:pPr>
+      <w:r>
+        <w:rPr>
+          <w:rFonts w:ascii="Arial" w:hAnsi="Arial" w:cs="Arial"/>
+          <w:color w:val="000000" w:themeColor="text1"/>
+          <w:sz w:val="22"/>
+          <w:szCs w:val="22"/>
+          <w:lang w:val="nl-NL"/>
+        </w:rPr>
+        <w:t>2</w:t>
+      </w:r>
+      <w:r>
+        <w:rPr>
+          <w:rFonts w:ascii="Arial" w:hAnsi="Arial" w:cs="Arial"/>
+          <w:color w:val="000000" w:themeColor="text1"/>
+          <w:sz w:val="22"/>
+          <w:szCs w:val="22"/>
+          <w:vertAlign w:val="superscript"/>
+          <w:lang w:val="nl-NL"/>
+        </w:rPr>
+        <w:t>e</w:t>
+      </w:r>
+      <w:r>
+        <w:rPr>
+          <w:rFonts w:ascii="Arial" w:hAnsi="Arial" w:cs="Arial"/>
+          <w:color w:val="000000" w:themeColor="text1"/>
+          <w:sz w:val="22"/>
+          <w:szCs w:val="22"/>
+          <w:lang w:val="nl-NL"/>
+        </w:rPr>
+        <w:t xml:space="preserve"> </w:t>
+      </w:r>
+      <w:proofErr w:type="spellStart"/>
+      <w:r>
+        <w:rPr>
+          <w:rFonts w:ascii="Arial" w:hAnsi="Arial" w:cs="Arial"/>
+          <w:color w:val="000000" w:themeColor="text1"/>
+          <w:sz w:val="22"/>
+          <w:szCs w:val="22"/>
+          <w:lang w:val="nl-NL"/>
+        </w:rPr>
+        <w:t>promoter</w:t>
+      </w:r>
+      <w:proofErr w:type="spellEnd"/>
+      <w:r>
+        <w:rPr>
+          <w:rFonts w:ascii="Arial" w:hAnsi="Arial" w:cs="Arial"/>
+          <w:color w:val="000000" w:themeColor="text1"/>
+          <w:sz w:val="22"/>
+          <w:szCs w:val="22"/>
+          <w:lang w:val="nl-NL"/>
+        </w:rPr>
+        <w:t>:</w:t>
+      </w:r>
+      <w:r>
+        <w:rPr>
+          <w:rFonts w:ascii="Arial" w:hAnsi="Arial" w:cs="Arial"/>
+          <w:color w:val="000000" w:themeColor="text1"/>
+          <w:sz w:val="22"/>
+          <w:szCs w:val="22"/>
+          <w:lang w:val="nl-NL"/>
+        </w:rPr>
+        <w:tab/>
+      </w:r>
+      <w:r>
+        <w:rPr>
+          <w:rFonts w:ascii="Arial" w:hAnsi="Arial" w:cs="Arial"/>
+          <w:color w:val="000000" w:themeColor="text1"/>
+          <w:sz w:val="22"/>
+          <w:szCs w:val="22"/>
+          <w:lang w:val="nl-NL"/>
+        </w:rPr>
+        <w:tab/>
+      </w:r>
+      <w:r>
+        <w:rPr>
+          <w:rFonts w:ascii="Arial" w:hAnsi="Arial" w:cs="Arial"/>
+          <w:color w:val="000000" w:themeColor="text1"/>
+          <w:sz w:val="22"/>
+          <w:szCs w:val="22"/>
+          <w:lang w:val="nl-NL"/>
+        </w:rPr>
+        <w:tab/>
+        <w:t>prof. dr. ir. L</w:t>
+      </w:r>
+      <w:r>
+        <w:rPr>
+          <w:rFonts w:ascii="Arial" w:hAnsi="Arial" w:cs="Arial"/>
+          <w:color w:val="000000" w:themeColor="text1"/>
+          <w:sz w:val="22"/>
+          <w:szCs w:val="22"/>
+          <w:lang w:val="nl-NL"/>
+        </w:rPr>
+        <w:t>.</w:t>
+      </w:r>
+      <w:r>
+        <w:rPr>
+          <w:rFonts w:ascii="Arial" w:hAnsi="Arial" w:cs="Arial"/>
+          <w:color w:val="000000" w:themeColor="text1"/>
+          <w:sz w:val="22"/>
+          <w:szCs w:val="22"/>
+          <w:lang w:val="nl-NL"/>
+        </w:rPr>
+        <w:t xml:space="preserve"> Brunsveld</w:t>
+      </w:r>
     </w:p>
     <w:p>
       <w:pPr>
@@ -1121,42 +1339,38 @@
           <w:color w:val="000000" w:themeColor="text1"/>
           <w:sz w:val="22"/>
           <w:szCs w:val="22"/>
-        </w:rPr>
-      </w:pPr>
-      <w:r>
-        <w:rPr>
-          <w:rFonts w:ascii="Arial" w:hAnsi="Arial" w:cs="Arial"/>
-          <w:color w:val="000000" w:themeColor="text1"/>
-          <w:sz w:val="22"/>
-          <w:szCs w:val="22"/>
-        </w:rPr>
-        <w:t>1</w:t>
-      </w:r>
-      <w:r>
-        <w:rPr>
-          <w:rFonts w:ascii="Arial" w:hAnsi="Arial" w:cs="Arial"/>
-          <w:color w:val="000000" w:themeColor="text1"/>
-          <w:sz w:val="22"/>
-          <w:szCs w:val="22"/>
-          <w:vertAlign w:val="superscript"/>
-        </w:rPr>
-        <w:t>e</w:t>
-      </w:r>
-      <w:r>
-        <w:rPr>
-          <w:rFonts w:ascii="Arial" w:hAnsi="Arial" w:cs="Arial"/>
-          <w:color w:val="000000" w:themeColor="text1"/>
-          <w:sz w:val="22"/>
-          <w:szCs w:val="22"/>
-        </w:rPr>
-        <w:t xml:space="preserve"> promoter:</w:t>
-      </w:r>
-      <w:r>
-        <w:rPr>
-          <w:rFonts w:ascii="Arial" w:hAnsi="Arial" w:cs="Arial"/>
-          <w:color w:val="000000" w:themeColor="text1"/>
-          <w:sz w:val="22"/>
-          <w:szCs w:val="22"/>
+          <w:lang w:val="nl-NL"/>
+        </w:rPr>
+      </w:pPr>
+    </w:p>
+    <w:p>
+      <w:pPr>
+        <w:spacing w:line="360" w:lineRule="auto"/>
+        <w:rPr>
+          <w:rFonts w:ascii="Arial" w:hAnsi="Arial" w:cs="Arial"/>
+          <w:color w:val="000000" w:themeColor="text1"/>
+          <w:sz w:val="22"/>
+          <w:szCs w:val="22"/>
+          <w:lang w:val="nl-NL"/>
+        </w:rPr>
+      </w:pPr>
+      <w:r>
+        <w:rPr>
+          <w:rFonts w:ascii="Arial" w:hAnsi="Arial" w:cs="Arial"/>
+          <w:color w:val="000000" w:themeColor="text1"/>
+          <w:sz w:val="22"/>
+          <w:szCs w:val="22"/>
+          <w:lang w:val="nl-NL"/>
+        </w:rPr>
+        <w:t>Leden:</w:t>
+      </w:r>
+      <w:r>
+        <w:rPr>
+          <w:rFonts w:ascii="Arial" w:hAnsi="Arial" w:cs="Arial"/>
+          <w:color w:val="000000" w:themeColor="text1"/>
+          <w:sz w:val="22"/>
+          <w:szCs w:val="22"/>
+          <w:lang w:val="nl-NL"/>
         </w:rPr>
         <w:tab/>
       </w:r>
@@ -1166,6 +1380,7 @@
           <w:color w:val="000000" w:themeColor="text1"/>
           <w:sz w:val="22"/>
           <w:szCs w:val="22"/>
+          <w:lang w:val="nl-NL"/>
         </w:rPr>
         <w:tab/>
       </w:r>
@@ -1175,6 +1390,7 @@
           <w:color w:val="000000" w:themeColor="text1"/>
           <w:sz w:val="22"/>
           <w:szCs w:val="22"/>
+          <w:lang w:val="nl-NL"/>
         </w:rPr>
         <w:tab/>
       </w:r>
@@ -1184,7 +1400,17 @@
           <w:color w:val="000000" w:themeColor="text1"/>
           <w:sz w:val="22"/>
           <w:szCs w:val="22"/>
-          <w:highlight w:val="green"/>
+          <w:lang w:val="nl-NL"/>
+        </w:rPr>
+        <w:tab/>
+      </w:r>
+      <w:r>
+        <w:rPr>
+          <w:rFonts w:ascii="Arial" w:hAnsi="Arial" w:cs="Arial"/>
+          <w:color w:val="000000" w:themeColor="text1"/>
+          <w:sz w:val="22"/>
+          <w:szCs w:val="22"/>
+          <w:lang w:val="nl-NL"/>
         </w:rPr>
         <w:t xml:space="preserve">prof. </w:t>
       </w:r>
@@ -1194,8 +1420,259 @@
           <w:color w:val="000000" w:themeColor="text1"/>
           <w:sz w:val="22"/>
           <w:szCs w:val="22"/>
-          <w:highlight w:val="green"/>
-        </w:rPr>
+          <w:lang w:val="nl-NL"/>
+        </w:rPr>
+        <w:t>dr.</w:t>
+      </w:r>
+      <w:r>
+        <w:rPr>
+          <w:rFonts w:ascii="Arial" w:hAnsi="Arial" w:cs="Arial"/>
+          <w:color w:val="000000" w:themeColor="text1"/>
+          <w:sz w:val="22"/>
+          <w:szCs w:val="22"/>
+          <w:lang w:val="nl-NL"/>
+        </w:rPr>
+        <w:t xml:space="preserve"> </w:t>
+      </w:r>
+      <w:r>
+        <w:rPr>
+          <w:rFonts w:ascii="Arial" w:hAnsi="Arial" w:cs="Arial"/>
+          <w:color w:val="000000" w:themeColor="text1"/>
+          <w:sz w:val="22"/>
+          <w:szCs w:val="22"/>
+          <w:lang w:val="nl-NL"/>
+        </w:rPr>
+        <w:t xml:space="preserve">J.L. </w:t>
+      </w:r>
+      <w:proofErr w:type="spellStart"/>
+      <w:r>
+        <w:rPr>
+          <w:rFonts w:ascii="Arial" w:hAnsi="Arial" w:cs="Arial"/>
+          <w:color w:val="000000" w:themeColor="text1"/>
+          <w:sz w:val="22"/>
+          <w:szCs w:val="22"/>
+          <w:lang w:val="nl-NL"/>
+        </w:rPr>
+        <w:t>Reymond</w:t>
+      </w:r>
+      <w:proofErr w:type="spellEnd"/>
+    </w:p>
+    <w:p>
+      <w:pPr>
+        <w:spacing w:line="360" w:lineRule="auto"/>
+        <w:rPr>
+          <w:rFonts w:ascii="Arial" w:hAnsi="Arial" w:cs="Arial"/>
+          <w:color w:val="000000" w:themeColor="text1"/>
+          <w:sz w:val="22"/>
+          <w:szCs w:val="22"/>
+          <w:lang w:val="nl-NL"/>
+        </w:rPr>
+      </w:pPr>
+      <w:r>
+        <w:rPr>
+          <w:rFonts w:ascii="Arial" w:hAnsi="Arial" w:cs="Arial"/>
+          <w:color w:val="000000" w:themeColor="text1"/>
+          <w:sz w:val="22"/>
+          <w:szCs w:val="22"/>
+          <w:lang w:val="nl-NL"/>
+        </w:rPr>
+        <w:tab/>
+      </w:r>
+      <w:r>
+        <w:rPr>
+          <w:rFonts w:ascii="Arial" w:hAnsi="Arial" w:cs="Arial"/>
+          <w:color w:val="000000" w:themeColor="text1"/>
+          <w:sz w:val="22"/>
+          <w:szCs w:val="22"/>
+          <w:lang w:val="nl-NL"/>
+        </w:rPr>
+        <w:tab/>
+      </w:r>
+      <w:r>
+        <w:rPr>
+          <w:rFonts w:ascii="Arial" w:hAnsi="Arial" w:cs="Arial"/>
+          <w:color w:val="000000" w:themeColor="text1"/>
+          <w:sz w:val="22"/>
+          <w:szCs w:val="22"/>
+          <w:lang w:val="nl-NL"/>
+        </w:rPr>
+        <w:tab/>
+      </w:r>
+      <w:r>
+        <w:rPr>
+          <w:rFonts w:ascii="Arial" w:hAnsi="Arial" w:cs="Arial"/>
+          <w:color w:val="000000" w:themeColor="text1"/>
+          <w:sz w:val="22"/>
+          <w:szCs w:val="22"/>
+          <w:lang w:val="nl-NL"/>
+        </w:rPr>
+        <w:tab/>
+      </w:r>
+      <w:r>
+        <w:rPr>
+          <w:rFonts w:ascii="Arial" w:hAnsi="Arial" w:cs="Arial"/>
+          <w:color w:val="000000" w:themeColor="text1"/>
+          <w:sz w:val="22"/>
+          <w:szCs w:val="22"/>
+          <w:lang w:val="nl-NL"/>
+        </w:rPr>
+        <w:t xml:space="preserve">prof. </w:t>
+      </w:r>
+      <w:r>
+        <w:rPr>
+          <w:rFonts w:ascii="Arial" w:hAnsi="Arial" w:cs="Arial"/>
+          <w:color w:val="000000" w:themeColor="text1"/>
+          <w:sz w:val="22"/>
+          <w:szCs w:val="22"/>
+          <w:lang w:val="nl-NL"/>
+        </w:rPr>
+        <w:t>dr</w:t>
+      </w:r>
+      <w:r>
+        <w:rPr>
+          <w:rFonts w:ascii="Arial" w:hAnsi="Arial" w:cs="Arial"/>
+          <w:color w:val="000000" w:themeColor="text1"/>
+          <w:sz w:val="22"/>
+          <w:szCs w:val="22"/>
+          <w:lang w:val="nl-NL"/>
+        </w:rPr>
+        <w:t>. A. Volkamer</w:t>
+      </w:r>
+    </w:p>
+    <w:p>
+      <w:pPr>
+        <w:spacing w:line="360" w:lineRule="auto"/>
+        <w:rPr>
+          <w:rFonts w:ascii="Arial" w:hAnsi="Arial" w:cs="Arial"/>
+          <w:color w:val="000000" w:themeColor="text1"/>
+          <w:sz w:val="22"/>
+          <w:szCs w:val="22"/>
+          <w:lang w:val="nl-NL"/>
+        </w:rPr>
+      </w:pPr>
+      <w:r>
+        <w:rPr>
+          <w:rFonts w:ascii="Arial" w:hAnsi="Arial" w:cs="Arial"/>
+          <w:color w:val="000000" w:themeColor="text1"/>
+          <w:sz w:val="22"/>
+          <w:szCs w:val="22"/>
+          <w:lang w:val="nl-NL"/>
+        </w:rPr>
+        <w:tab/>
+      </w:r>
+      <w:r>
+        <w:rPr>
+          <w:rFonts w:ascii="Arial" w:hAnsi="Arial" w:cs="Arial"/>
+          <w:color w:val="000000" w:themeColor="text1"/>
+          <w:sz w:val="22"/>
+          <w:szCs w:val="22"/>
+          <w:lang w:val="nl-NL"/>
+        </w:rPr>
+        <w:tab/>
+      </w:r>
+      <w:r>
+        <w:rPr>
+          <w:rFonts w:ascii="Arial" w:hAnsi="Arial" w:cs="Arial"/>
+          <w:color w:val="000000" w:themeColor="text1"/>
+          <w:sz w:val="22"/>
+          <w:szCs w:val="22"/>
+          <w:lang w:val="nl-NL"/>
+        </w:rPr>
+        <w:tab/>
+      </w:r>
+      <w:r>
+        <w:rPr>
+          <w:rFonts w:ascii="Arial" w:hAnsi="Arial" w:cs="Arial"/>
+          <w:color w:val="000000" w:themeColor="text1"/>
+          <w:sz w:val="22"/>
+          <w:szCs w:val="22"/>
+          <w:lang w:val="nl-NL"/>
+        </w:rPr>
+        <w:tab/>
+      </w:r>
+      <w:r>
+        <w:rPr>
+          <w:rFonts w:ascii="Arial" w:hAnsi="Arial" w:cs="Arial"/>
+          <w:color w:val="000000" w:themeColor="text1"/>
+          <w:sz w:val="22"/>
+          <w:szCs w:val="22"/>
+          <w:lang w:val="nl-NL"/>
+        </w:rPr>
+        <w:t>dr.</w:t>
+      </w:r>
+      <w:r>
+        <w:rPr>
+          <w:rFonts w:ascii="Arial" w:hAnsi="Arial" w:cs="Arial"/>
+          <w:color w:val="000000" w:themeColor="text1"/>
+          <w:sz w:val="22"/>
+          <w:szCs w:val="22"/>
+          <w:lang w:val="nl-NL"/>
+        </w:rPr>
+        <w:t xml:space="preserve"> L. </w:t>
+      </w:r>
+      <w:proofErr w:type="spellStart"/>
+      <w:r>
+        <w:rPr>
+          <w:rFonts w:ascii="Arial" w:hAnsi="Arial" w:cs="Arial"/>
+          <w:color w:val="000000" w:themeColor="text1"/>
+          <w:sz w:val="22"/>
+          <w:szCs w:val="22"/>
+          <w:lang w:val="nl-NL"/>
+        </w:rPr>
+        <w:t>Albertazzi</w:t>
+      </w:r>
+      <w:proofErr w:type="spellEnd"/>
+    </w:p>
+    <w:p>
+      <w:pPr>
+        <w:spacing w:line="360" w:lineRule="auto"/>
+        <w:rPr>
+          <w:rFonts w:ascii="Arial" w:hAnsi="Arial" w:cs="Arial"/>
+          <w:color w:val="000000" w:themeColor="text1"/>
+          <w:sz w:val="22"/>
+          <w:szCs w:val="22"/>
+          <w:lang w:val="nl-NL"/>
+        </w:rPr>
+      </w:pPr>
+      <w:r>
+        <w:rPr>
+          <w:rFonts w:ascii="Arial" w:hAnsi="Arial" w:cs="Arial"/>
+          <w:color w:val="000000" w:themeColor="text1"/>
+          <w:sz w:val="22"/>
+          <w:szCs w:val="22"/>
+          <w:lang w:val="nl-NL"/>
+        </w:rPr>
+        <w:tab/>
+      </w:r>
+      <w:r>
+        <w:rPr>
+          <w:rFonts w:ascii="Arial" w:hAnsi="Arial" w:cs="Arial"/>
+          <w:color w:val="000000" w:themeColor="text1"/>
+          <w:sz w:val="22"/>
+          <w:szCs w:val="22"/>
+          <w:lang w:val="nl-NL"/>
+        </w:rPr>
+        <w:tab/>
+      </w:r>
+      <w:r>
+        <w:rPr>
+          <w:rFonts w:ascii="Arial" w:hAnsi="Arial" w:cs="Arial"/>
+          <w:color w:val="000000" w:themeColor="text1"/>
+          <w:sz w:val="22"/>
+          <w:szCs w:val="22"/>
+          <w:lang w:val="nl-NL"/>
+        </w:rPr>
+        <w:tab/>
+      </w:r>
+      <w:r>
+        <w:rPr>
+          <w:rFonts w:ascii="Arial" w:hAnsi="Arial" w:cs="Arial"/>
+          <w:color w:val="000000" w:themeColor="text1"/>
+          <w:sz w:val="22"/>
+          <w:szCs w:val="22"/>
+          <w:lang w:val="nl-NL"/>
+        </w:rPr>
+        <w:tab/>
         <w:t xml:space="preserve">dr. F. </w:t>
       </w:r>
       <w:proofErr w:type="spellStart"/>
@@ -1205,538 +1682,9 @@
           <w:color w:val="000000" w:themeColor="text1"/>
           <w:sz w:val="22"/>
           <w:szCs w:val="22"/>
-          <w:highlight w:val="green"/>
-        </w:rPr>
-        <w:t>Grisoni</w:t>
-      </w:r>
-      <w:proofErr w:type="spellEnd"/>
-    </w:p>
-    <w:p>
-      <w:pPr>
-        <w:spacing w:line="360" w:lineRule="auto"/>
-        <w:rPr>
-          <w:rFonts w:ascii="Arial" w:hAnsi="Arial" w:cs="Arial"/>
-          <w:color w:val="000000" w:themeColor="text1"/>
-          <w:sz w:val="22"/>
-          <w:szCs w:val="22"/>
-          <w:lang w:val="nl-NL"/>
-        </w:rPr>
-      </w:pPr>
-      <w:r>
-        <w:rPr>
-          <w:rFonts w:ascii="Arial" w:hAnsi="Arial" w:cs="Arial"/>
-          <w:color w:val="000000" w:themeColor="text1"/>
-          <w:sz w:val="22"/>
-          <w:szCs w:val="22"/>
-          <w:lang w:val="nl-NL"/>
-        </w:rPr>
-        <w:t>2</w:t>
-      </w:r>
-      <w:r>
-        <w:rPr>
-          <w:rFonts w:ascii="Arial" w:hAnsi="Arial" w:cs="Arial"/>
-          <w:color w:val="000000" w:themeColor="text1"/>
-          <w:sz w:val="22"/>
-          <w:szCs w:val="22"/>
-          <w:vertAlign w:val="superscript"/>
-          <w:lang w:val="nl-NL"/>
-        </w:rPr>
-        <w:t>e</w:t>
-      </w:r>
-      <w:r>
-        <w:rPr>
-          <w:rFonts w:ascii="Arial" w:hAnsi="Arial" w:cs="Arial"/>
-          <w:color w:val="000000" w:themeColor="text1"/>
-          <w:sz w:val="22"/>
-          <w:szCs w:val="22"/>
-          <w:lang w:val="nl-NL"/>
-        </w:rPr>
-        <w:t xml:space="preserve"> </w:t>
-      </w:r>
-      <w:proofErr w:type="spellStart"/>
-      <w:r>
-        <w:rPr>
-          <w:rFonts w:ascii="Arial" w:hAnsi="Arial" w:cs="Arial"/>
-          <w:color w:val="000000" w:themeColor="text1"/>
-          <w:sz w:val="22"/>
-          <w:szCs w:val="22"/>
-          <w:lang w:val="nl-NL"/>
-        </w:rPr>
-        <w:t>promoter</w:t>
-      </w:r>
-      <w:proofErr w:type="spellEnd"/>
-      <w:r>
-        <w:rPr>
-          <w:rFonts w:ascii="Arial" w:hAnsi="Arial" w:cs="Arial"/>
-          <w:color w:val="000000" w:themeColor="text1"/>
-          <w:sz w:val="22"/>
-          <w:szCs w:val="22"/>
-          <w:lang w:val="nl-NL"/>
-        </w:rPr>
-        <w:t>:</w:t>
-      </w:r>
-      <w:r>
-        <w:rPr>
-          <w:rFonts w:ascii="Arial" w:hAnsi="Arial" w:cs="Arial"/>
-          <w:color w:val="000000" w:themeColor="text1"/>
-          <w:sz w:val="22"/>
-          <w:szCs w:val="22"/>
-          <w:lang w:val="nl-NL"/>
-        </w:rPr>
-        <w:tab/>
-      </w:r>
-      <w:r>
-        <w:rPr>
-          <w:rFonts w:ascii="Arial" w:hAnsi="Arial" w:cs="Arial"/>
-          <w:color w:val="000000" w:themeColor="text1"/>
-          <w:sz w:val="22"/>
-          <w:szCs w:val="22"/>
-          <w:lang w:val="nl-NL"/>
-        </w:rPr>
-        <w:tab/>
-      </w:r>
-      <w:r>
-        <w:rPr>
-          <w:rFonts w:ascii="Arial" w:hAnsi="Arial" w:cs="Arial"/>
-          <w:color w:val="000000" w:themeColor="text1"/>
-          <w:sz w:val="22"/>
-          <w:szCs w:val="22"/>
-          <w:lang w:val="nl-NL"/>
-        </w:rPr>
-        <w:tab/>
-      </w:r>
-      <w:r>
-        <w:rPr>
-          <w:rFonts w:ascii="Arial" w:hAnsi="Arial" w:cs="Arial"/>
-          <w:color w:val="000000" w:themeColor="text1"/>
-          <w:sz w:val="22"/>
-          <w:szCs w:val="22"/>
-          <w:highlight w:val="green"/>
-          <w:lang w:val="nl-NL"/>
-        </w:rPr>
-        <w:t>prof. dr. ir. L</w:t>
-      </w:r>
-      <w:r>
-        <w:rPr>
-          <w:rFonts w:ascii="Arial" w:hAnsi="Arial" w:cs="Arial"/>
-          <w:color w:val="000000" w:themeColor="text1"/>
-          <w:sz w:val="22"/>
-          <w:szCs w:val="22"/>
-          <w:highlight w:val="green"/>
-          <w:lang w:val="nl-NL"/>
-        </w:rPr>
-        <w:t>.</w:t>
-      </w:r>
-      <w:r>
-        <w:rPr>
-          <w:rFonts w:ascii="Arial" w:hAnsi="Arial" w:cs="Arial"/>
-          <w:color w:val="000000" w:themeColor="text1"/>
-          <w:sz w:val="22"/>
-          <w:szCs w:val="22"/>
-          <w:highlight w:val="green"/>
-          <w:lang w:val="nl-NL"/>
-        </w:rPr>
-        <w:t xml:space="preserve"> Brunsveld</w:t>
-      </w:r>
-    </w:p>
-    <w:p>
-      <w:pPr>
-        <w:spacing w:line="360" w:lineRule="auto"/>
-        <w:rPr>
-          <w:rFonts w:ascii="Arial" w:hAnsi="Arial" w:cs="Arial"/>
-          <w:color w:val="000000" w:themeColor="text1"/>
-          <w:sz w:val="22"/>
-          <w:szCs w:val="22"/>
-          <w:lang w:val="nl-NL"/>
-        </w:rPr>
-      </w:pPr>
-    </w:p>
-    <w:p>
-      <w:pPr>
-        <w:spacing w:line="360" w:lineRule="auto"/>
-        <w:rPr>
-          <w:rFonts w:ascii="Arial" w:hAnsi="Arial" w:cs="Arial"/>
-          <w:color w:val="000000" w:themeColor="text1"/>
-          <w:sz w:val="22"/>
-          <w:szCs w:val="22"/>
-          <w:lang w:val="nl-NL"/>
-        </w:rPr>
-      </w:pPr>
-      <w:r>
-        <w:rPr>
-          <w:rFonts w:ascii="Arial" w:hAnsi="Arial" w:cs="Arial"/>
-          <w:color w:val="000000" w:themeColor="text1"/>
-          <w:sz w:val="22"/>
-          <w:szCs w:val="22"/>
-          <w:lang w:val="nl-NL"/>
-        </w:rPr>
-        <w:t>Leden:</w:t>
-      </w:r>
-      <w:r>
-        <w:rPr>
-          <w:rFonts w:ascii="Arial" w:hAnsi="Arial" w:cs="Arial"/>
-          <w:color w:val="000000" w:themeColor="text1"/>
-          <w:sz w:val="22"/>
-          <w:szCs w:val="22"/>
-          <w:lang w:val="nl-NL"/>
-        </w:rPr>
-        <w:tab/>
-      </w:r>
-      <w:r>
-        <w:rPr>
-          <w:rFonts w:ascii="Arial" w:hAnsi="Arial" w:cs="Arial"/>
-          <w:color w:val="000000" w:themeColor="text1"/>
-          <w:sz w:val="22"/>
-          <w:szCs w:val="22"/>
-          <w:lang w:val="nl-NL"/>
-        </w:rPr>
-        <w:tab/>
-      </w:r>
-      <w:r>
-        <w:rPr>
-          <w:rFonts w:ascii="Arial" w:hAnsi="Arial" w:cs="Arial"/>
-          <w:color w:val="000000" w:themeColor="text1"/>
-          <w:sz w:val="22"/>
-          <w:szCs w:val="22"/>
-          <w:lang w:val="nl-NL"/>
-        </w:rPr>
-        <w:tab/>
-      </w:r>
-      <w:r>
-        <w:rPr>
-          <w:rFonts w:ascii="Arial" w:hAnsi="Arial" w:cs="Arial"/>
-          <w:color w:val="000000" w:themeColor="text1"/>
-          <w:sz w:val="22"/>
-          <w:szCs w:val="22"/>
-          <w:lang w:val="nl-NL"/>
-        </w:rPr>
-        <w:tab/>
-      </w:r>
-      <w:r>
-        <w:rPr>
-          <w:rFonts w:ascii="Arial" w:hAnsi="Arial" w:cs="Arial"/>
-          <w:color w:val="000000" w:themeColor="text1"/>
-          <w:sz w:val="22"/>
-          <w:szCs w:val="22"/>
-          <w:highlight w:val="yellow"/>
-          <w:lang w:val="nl-NL"/>
-        </w:rPr>
-        <w:t xml:space="preserve">prof. dr. </w:t>
-      </w:r>
-      <w:r>
-        <w:rPr>
-          <w:rFonts w:ascii="Arial" w:hAnsi="Arial" w:cs="Arial"/>
-          <w:color w:val="000000" w:themeColor="text1"/>
-          <w:sz w:val="22"/>
-          <w:szCs w:val="22"/>
-          <w:highlight w:val="yellow"/>
-          <w:lang w:val="nl-NL"/>
-        </w:rPr>
-        <w:t xml:space="preserve">E. </w:t>
-      </w:r>
-      <w:proofErr w:type="spellStart"/>
-      <w:r>
-        <w:rPr>
-          <w:rFonts w:ascii="Arial" w:hAnsi="Arial" w:cs="Arial"/>
-          <w:color w:val="000000" w:themeColor="text1"/>
-          <w:sz w:val="22"/>
-          <w:szCs w:val="22"/>
-          <w:highlight w:val="yellow"/>
-          <w:lang w:val="nl-NL"/>
-        </w:rPr>
-        <w:t>Szcurek</w:t>
-      </w:r>
-      <w:proofErr w:type="spellEnd"/>
-    </w:p>
-    <w:p>
-      <w:pPr>
-        <w:spacing w:line="360" w:lineRule="auto"/>
-        <w:rPr>
-          <w:rFonts w:ascii="Arial" w:hAnsi="Arial" w:cs="Arial"/>
-          <w:color w:val="000000" w:themeColor="text1"/>
-          <w:sz w:val="22"/>
-          <w:szCs w:val="22"/>
-          <w:lang w:val="nl-NL"/>
-        </w:rPr>
-      </w:pPr>
-      <w:r>
-        <w:rPr>
-          <w:rFonts w:ascii="Arial" w:hAnsi="Arial" w:cs="Arial"/>
-          <w:color w:val="000000" w:themeColor="text1"/>
-          <w:sz w:val="22"/>
-          <w:szCs w:val="22"/>
-          <w:lang w:val="nl-NL"/>
-        </w:rPr>
-        <w:tab/>
-      </w:r>
-      <w:r>
-        <w:rPr>
-          <w:rFonts w:ascii="Arial" w:hAnsi="Arial" w:cs="Arial"/>
-          <w:color w:val="000000" w:themeColor="text1"/>
-          <w:sz w:val="22"/>
-          <w:szCs w:val="22"/>
-          <w:lang w:val="nl-NL"/>
-        </w:rPr>
-        <w:tab/>
-      </w:r>
-      <w:r>
-        <w:rPr>
-          <w:rFonts w:ascii="Arial" w:hAnsi="Arial" w:cs="Arial"/>
-          <w:color w:val="000000" w:themeColor="text1"/>
-          <w:sz w:val="22"/>
-          <w:szCs w:val="22"/>
-          <w:lang w:val="nl-NL"/>
-        </w:rPr>
-        <w:tab/>
-      </w:r>
-      <w:r>
-        <w:rPr>
-          <w:rFonts w:ascii="Arial" w:hAnsi="Arial" w:cs="Arial"/>
-          <w:color w:val="000000" w:themeColor="text1"/>
-          <w:sz w:val="22"/>
-          <w:szCs w:val="22"/>
-          <w:lang w:val="nl-NL"/>
-        </w:rPr>
-        <w:tab/>
-      </w:r>
-      <w:r>
-        <w:rPr>
-          <w:rFonts w:ascii="Arial" w:hAnsi="Arial" w:cs="Arial"/>
-          <w:color w:val="000000" w:themeColor="text1"/>
-          <w:sz w:val="22"/>
-          <w:szCs w:val="22"/>
-          <w:highlight w:val="green"/>
-          <w:lang w:val="nl-NL"/>
-        </w:rPr>
-        <w:t xml:space="preserve">prof. </w:t>
-      </w:r>
-      <w:r>
-        <w:rPr>
-          <w:rFonts w:ascii="Arial" w:hAnsi="Arial" w:cs="Arial"/>
-          <w:color w:val="000000" w:themeColor="text1"/>
-          <w:sz w:val="22"/>
-          <w:szCs w:val="22"/>
-          <w:highlight w:val="green"/>
-          <w:lang w:val="nl-NL"/>
-        </w:rPr>
-        <w:t>dr.</w:t>
-      </w:r>
-      <w:r>
-        <w:rPr>
-          <w:rFonts w:ascii="Arial" w:hAnsi="Arial" w:cs="Arial"/>
-          <w:color w:val="000000" w:themeColor="text1"/>
-          <w:sz w:val="22"/>
-          <w:szCs w:val="22"/>
-          <w:highlight w:val="green"/>
-          <w:lang w:val="nl-NL"/>
-        </w:rPr>
-        <w:t xml:space="preserve"> </w:t>
-      </w:r>
-      <w:r>
-        <w:rPr>
-          <w:rFonts w:ascii="Arial" w:hAnsi="Arial" w:cs="Arial"/>
-          <w:color w:val="000000" w:themeColor="text1"/>
-          <w:sz w:val="22"/>
-          <w:szCs w:val="22"/>
-          <w:highlight w:val="green"/>
-          <w:lang w:val="nl-NL"/>
-        </w:rPr>
-        <w:t xml:space="preserve">J.L. </w:t>
-      </w:r>
-      <w:proofErr w:type="spellStart"/>
-      <w:r>
-        <w:rPr>
-          <w:rFonts w:ascii="Arial" w:hAnsi="Arial" w:cs="Arial"/>
-          <w:color w:val="000000" w:themeColor="text1"/>
-          <w:sz w:val="22"/>
-          <w:szCs w:val="22"/>
-          <w:highlight w:val="green"/>
-          <w:lang w:val="nl-NL"/>
-        </w:rPr>
-        <w:t>Reymond</w:t>
-      </w:r>
-      <w:proofErr w:type="spellEnd"/>
-    </w:p>
-    <w:p>
-      <w:pPr>
-        <w:spacing w:line="360" w:lineRule="auto"/>
-        <w:rPr>
-          <w:rFonts w:ascii="Arial" w:hAnsi="Arial" w:cs="Arial"/>
-          <w:color w:val="000000" w:themeColor="text1"/>
-          <w:sz w:val="22"/>
-          <w:szCs w:val="22"/>
-          <w:lang w:val="nl-NL"/>
-        </w:rPr>
-      </w:pPr>
-      <w:r>
-        <w:rPr>
-          <w:rFonts w:ascii="Arial" w:hAnsi="Arial" w:cs="Arial"/>
-          <w:color w:val="000000" w:themeColor="text1"/>
-          <w:sz w:val="22"/>
-          <w:szCs w:val="22"/>
-          <w:lang w:val="nl-NL"/>
-        </w:rPr>
-        <w:tab/>
-      </w:r>
-      <w:r>
-        <w:rPr>
-          <w:rFonts w:ascii="Arial" w:hAnsi="Arial" w:cs="Arial"/>
-          <w:color w:val="000000" w:themeColor="text1"/>
-          <w:sz w:val="22"/>
-          <w:szCs w:val="22"/>
-          <w:lang w:val="nl-NL"/>
-        </w:rPr>
-        <w:tab/>
-      </w:r>
-      <w:r>
-        <w:rPr>
-          <w:rFonts w:ascii="Arial" w:hAnsi="Arial" w:cs="Arial"/>
-          <w:color w:val="000000" w:themeColor="text1"/>
-          <w:sz w:val="22"/>
-          <w:szCs w:val="22"/>
-          <w:lang w:val="nl-NL"/>
-        </w:rPr>
-        <w:tab/>
-      </w:r>
-      <w:r>
-        <w:rPr>
-          <w:rFonts w:ascii="Arial" w:hAnsi="Arial" w:cs="Arial"/>
-          <w:color w:val="000000" w:themeColor="text1"/>
-          <w:sz w:val="22"/>
-          <w:szCs w:val="22"/>
-          <w:lang w:val="nl-NL"/>
-        </w:rPr>
-        <w:tab/>
-      </w:r>
-      <w:r>
-        <w:rPr>
-          <w:rFonts w:ascii="Arial" w:hAnsi="Arial" w:cs="Arial"/>
-          <w:color w:val="000000" w:themeColor="text1"/>
-          <w:sz w:val="22"/>
-          <w:szCs w:val="22"/>
-          <w:highlight w:val="green"/>
-          <w:lang w:val="nl-NL"/>
-        </w:rPr>
-        <w:t xml:space="preserve">prof. </w:t>
-      </w:r>
-      <w:r>
-        <w:rPr>
-          <w:rFonts w:ascii="Arial" w:hAnsi="Arial" w:cs="Arial"/>
-          <w:color w:val="000000" w:themeColor="text1"/>
-          <w:sz w:val="22"/>
-          <w:szCs w:val="22"/>
-          <w:highlight w:val="green"/>
-          <w:lang w:val="nl-NL"/>
-        </w:rPr>
-        <w:t>dr</w:t>
-      </w:r>
-      <w:r>
-        <w:rPr>
-          <w:rFonts w:ascii="Arial" w:hAnsi="Arial" w:cs="Arial"/>
-          <w:color w:val="000000" w:themeColor="text1"/>
-          <w:sz w:val="22"/>
-          <w:szCs w:val="22"/>
-          <w:highlight w:val="green"/>
-          <w:lang w:val="nl-NL"/>
-        </w:rPr>
-        <w:t>. A. Volkamer</w:t>
-      </w:r>
-    </w:p>
-    <w:p>
-      <w:pPr>
-        <w:spacing w:line="360" w:lineRule="auto"/>
-        <w:rPr>
-          <w:rFonts w:ascii="Arial" w:hAnsi="Arial" w:cs="Arial"/>
-          <w:color w:val="000000" w:themeColor="text1"/>
-          <w:sz w:val="22"/>
-          <w:szCs w:val="22"/>
-          <w:lang w:val="nl-NL"/>
-        </w:rPr>
-      </w:pPr>
-      <w:r>
-        <w:rPr>
-          <w:rFonts w:ascii="Arial" w:hAnsi="Arial" w:cs="Arial"/>
-          <w:color w:val="000000" w:themeColor="text1"/>
-          <w:sz w:val="22"/>
-          <w:szCs w:val="22"/>
-          <w:lang w:val="nl-NL"/>
-        </w:rPr>
-        <w:tab/>
-      </w:r>
-      <w:r>
-        <w:rPr>
-          <w:rFonts w:ascii="Arial" w:hAnsi="Arial" w:cs="Arial"/>
-          <w:color w:val="000000" w:themeColor="text1"/>
-          <w:sz w:val="22"/>
-          <w:szCs w:val="22"/>
-          <w:lang w:val="nl-NL"/>
-        </w:rPr>
-        <w:tab/>
-      </w:r>
-      <w:r>
-        <w:rPr>
-          <w:rFonts w:ascii="Arial" w:hAnsi="Arial" w:cs="Arial"/>
-          <w:color w:val="000000" w:themeColor="text1"/>
-          <w:sz w:val="22"/>
-          <w:szCs w:val="22"/>
-          <w:lang w:val="nl-NL"/>
-        </w:rPr>
-        <w:tab/>
-      </w:r>
-      <w:r>
-        <w:rPr>
-          <w:rFonts w:ascii="Arial" w:hAnsi="Arial" w:cs="Arial"/>
-          <w:color w:val="000000" w:themeColor="text1"/>
-          <w:sz w:val="22"/>
-          <w:szCs w:val="22"/>
-          <w:lang w:val="nl-NL"/>
-        </w:rPr>
-        <w:tab/>
-      </w:r>
-      <w:r>
-        <w:rPr>
-          <w:rFonts w:ascii="Arial" w:hAnsi="Arial" w:cs="Arial"/>
-          <w:color w:val="000000" w:themeColor="text1"/>
-          <w:sz w:val="22"/>
-          <w:szCs w:val="22"/>
-          <w:highlight w:val="green"/>
-          <w:lang w:val="nl-NL"/>
-        </w:rPr>
-        <w:t xml:space="preserve">prof. </w:t>
-      </w:r>
-      <w:r>
-        <w:rPr>
-          <w:rFonts w:ascii="Arial" w:hAnsi="Arial" w:cs="Arial"/>
-          <w:color w:val="000000" w:themeColor="text1"/>
-          <w:sz w:val="22"/>
-          <w:szCs w:val="22"/>
-          <w:highlight w:val="green"/>
-          <w:lang w:val="nl-NL"/>
-        </w:rPr>
-        <w:t>dr.</w:t>
-      </w:r>
-      <w:r>
-        <w:rPr>
-          <w:rFonts w:ascii="Arial" w:hAnsi="Arial" w:cs="Arial"/>
-          <w:color w:val="000000" w:themeColor="text1"/>
-          <w:sz w:val="22"/>
-          <w:szCs w:val="22"/>
-          <w:highlight w:val="green"/>
-          <w:lang w:val="nl-NL"/>
-        </w:rPr>
-        <w:t xml:space="preserve"> L. </w:t>
-      </w:r>
-      <w:proofErr w:type="spellStart"/>
-      <w:r>
-        <w:rPr>
-          <w:rFonts w:ascii="Arial" w:hAnsi="Arial" w:cs="Arial"/>
-          <w:color w:val="000000" w:themeColor="text1"/>
-          <w:sz w:val="22"/>
-          <w:szCs w:val="22"/>
-          <w:highlight w:val="green"/>
-          <w:lang w:val="nl-NL"/>
-        </w:rPr>
-        <w:t>Albertazzi</w:t>
+          <w:lang w:val="nl-NL"/>
+        </w:rPr>
+        <w:t>Eduati</w:t>
       </w:r>
       <w:proofErr w:type="spellEnd"/>
     </w:p>
@@ -2063,17 +2011,15 @@
         </w:rPr>
         <w:t>artificial intelligence</w:t>
       </w:r>
-    </w:p>
-    <w:p>
-      <w:pPr>
-        <w:jc w:val="both"/>
+      <w:r>
         <w:rPr>
           <w:rFonts w:ascii="Arial" w:hAnsi="Arial" w:cs="Arial"/>
           <w:b/>
           <w:bCs/>
           <w:color w:val="000000" w:themeColor="text1"/>
         </w:rPr>
-      </w:pPr>
+        <w:t xml:space="preserve"> to research artificial intelligence</w:t>
+      </w:r>
     </w:p>
     <w:p>
       <w:pPr>
@@ -2082,53 +2028,61 @@
           <w:rFonts w:ascii="Arial" w:hAnsi="Arial" w:cs="Arial"/>
         </w:rPr>
       </w:pPr>
-      <w:r>
-        <w:rPr>
-          <w:rFonts w:ascii="Arial" w:hAnsi="Arial" w:cs="Arial"/>
-        </w:rPr>
-        <w:t xml:space="preserve">Throughout the </w:t>
-      </w:r>
-      <w:r>
-        <w:rPr>
-          <w:rFonts w:ascii="Arial" w:hAnsi="Arial" w:cs="Arial"/>
-        </w:rPr>
-        <w:t>realization</w:t>
-      </w:r>
-      <w:r>
-        <w:rPr>
-          <w:rFonts w:ascii="Arial" w:hAnsi="Arial" w:cs="Arial"/>
-        </w:rPr>
-        <w:t xml:space="preserve"> of </w:t>
-      </w:r>
-      <w:r>
-        <w:rPr>
-          <w:rFonts w:ascii="Arial" w:hAnsi="Arial" w:cs="Arial"/>
-        </w:rPr>
-        <w:t xml:space="preserve">this thesis, </w:t>
-      </w:r>
-      <w:r>
-        <w:rPr>
-          <w:rFonts w:ascii="Arial" w:hAnsi="Arial" w:cs="Arial"/>
-        </w:rPr>
-        <w:t>artificial intelligence (AI)</w:t>
-      </w:r>
-      <w:r>
-        <w:rPr>
-          <w:rFonts w:ascii="Arial" w:hAnsi="Arial" w:cs="Arial"/>
-        </w:rPr>
-        <w:t xml:space="preserve"> has been a valuable tool for brainstorming, problem-solving, and </w:t>
-      </w:r>
-      <w:r>
-        <w:rPr>
-          <w:rFonts w:ascii="Arial" w:hAnsi="Arial" w:cs="Arial"/>
-        </w:rPr>
-        <w:t>explor</w:t>
-      </w:r>
-      <w:r>
-        <w:rPr>
-          <w:rFonts w:ascii="Arial" w:hAnsi="Arial" w:cs="Arial"/>
-        </w:rPr>
-        <w:t>ing</w:t>
+    </w:p>
+    <w:p>
+      <w:pPr>
+        <w:jc w:val="both"/>
+        <w:rPr>
+          <w:rFonts w:ascii="Arial" w:hAnsi="Arial" w:cs="Arial"/>
+        </w:rPr>
+      </w:pPr>
+      <w:r>
+        <w:rPr>
+          <w:rFonts w:ascii="Arial" w:hAnsi="Arial" w:cs="Arial"/>
+        </w:rPr>
+        <w:t>This thesis presents four years of research on the application of artificial intelligence (AI) to drug discovery. During this period,</w:t>
+      </w:r>
+      <w:r>
+        <w:rPr>
+          <w:rFonts w:ascii="Arial" w:hAnsi="Arial" w:cs="Arial"/>
+        </w:rPr>
+        <w:t xml:space="preserve"> powerful generative AI models such as Large Language Models (LLMs) like ChatGPT, Claude, or Gemini</w:t>
+      </w:r>
+      <w:r>
+        <w:rPr>
+          <w:rFonts w:ascii="Arial" w:hAnsi="Arial" w:cs="Arial"/>
+        </w:rPr>
+        <w:t xml:space="preserve"> have emerged. These models have supported my research by helping me</w:t>
+      </w:r>
+      <w:r>
+        <w:rPr>
+          <w:rFonts w:ascii="Arial" w:hAnsi="Arial" w:cs="Arial"/>
+        </w:rPr>
+        <w:t xml:space="preserve"> brainstorm on new ideas, navigate scientific literature, </w:t>
+      </w:r>
+      <w:r>
+        <w:rPr>
+          <w:rFonts w:ascii="Arial" w:hAnsi="Arial" w:cs="Arial"/>
+        </w:rPr>
+        <w:t>refine</w:t>
+      </w:r>
+      <w:r>
+        <w:rPr>
+          <w:rFonts w:ascii="Arial" w:hAnsi="Arial" w:cs="Arial"/>
+        </w:rPr>
+        <w:t xml:space="preserve"> my writing, and </w:t>
+      </w:r>
+      <w:r>
+        <w:rPr>
+          <w:rFonts w:ascii="Arial" w:hAnsi="Arial" w:cs="Arial"/>
+        </w:rPr>
+        <w:t>problem-solv</w:t>
+      </w:r>
+      <w:r>
+        <w:rPr>
+          <w:rFonts w:ascii="Arial" w:hAnsi="Arial" w:cs="Arial"/>
+        </w:rPr>
+        <w:t>e computer code.</w:t>
       </w:r>
       <w:r>
         <w:rPr>
@@ -2140,7 +2094,49 @@
         <w:rPr>
           <w:rFonts w:ascii="Arial" w:hAnsi="Arial" w:cs="Arial"/>
         </w:rPr>
-        <w:t>new ideas</w:t>
+        <w:t>However, LLMs</w:t>
+      </w:r>
+      <w:r>
+        <w:rPr>
+          <w:rFonts w:ascii="Arial" w:hAnsi="Arial" w:cs="Arial"/>
+        </w:rPr>
+        <w:t xml:space="preserve"> ha</w:t>
+      </w:r>
+      <w:r>
+        <w:rPr>
+          <w:rFonts w:ascii="Arial" w:hAnsi="Arial" w:cs="Arial"/>
+        </w:rPr>
+        <w:t>ve</w:t>
+      </w:r>
+      <w:r>
+        <w:rPr>
+          <w:rFonts w:ascii="Arial" w:hAnsi="Arial" w:cs="Arial"/>
+        </w:rPr>
+        <w:t xml:space="preserve"> never been used to </w:t>
+      </w:r>
+      <w:r>
+        <w:rPr>
+          <w:rFonts w:ascii="Arial" w:hAnsi="Arial" w:cs="Arial"/>
+        </w:rPr>
+        <w:t xml:space="preserve">write </w:t>
+      </w:r>
+      <w:r>
+        <w:rPr>
+          <w:rFonts w:ascii="Arial" w:hAnsi="Arial" w:cs="Arial"/>
+        </w:rPr>
+        <w:t xml:space="preserve">original </w:t>
+      </w:r>
+      <w:r>
+        <w:rPr>
+          <w:rFonts w:ascii="Arial" w:hAnsi="Arial" w:cs="Arial"/>
+        </w:rPr>
+        <w:t xml:space="preserve">prose or code </w:t>
+      </w:r>
+      <w:r>
+        <w:rPr>
+          <w:rFonts w:ascii="Arial" w:hAnsi="Arial" w:cs="Arial"/>
+        </w:rPr>
+        <w:t>on my behalf.</w:t>
       </w:r>
       <w:r>
         <w:rPr>
@@ -2152,43 +2148,47 @@
         <w:rPr>
           <w:rFonts w:ascii="Arial" w:hAnsi="Arial" w:cs="Arial"/>
         </w:rPr>
-        <w:t>in a fast-moving interdisciplinary field</w:t>
-      </w:r>
-      <w:r>
-        <w:rPr>
-          <w:rFonts w:ascii="Arial" w:hAnsi="Arial" w:cs="Arial"/>
-        </w:rPr>
-        <w:t xml:space="preserve">. </w:t>
-      </w:r>
-      <w:r>
-        <w:rPr>
-          <w:rFonts w:ascii="Arial" w:hAnsi="Arial" w:cs="Arial"/>
-        </w:rPr>
-        <w:t xml:space="preserve">However, </w:t>
-      </w:r>
-      <w:r>
-        <w:rPr>
-          <w:rFonts w:ascii="Arial" w:hAnsi="Arial" w:cs="Arial"/>
-        </w:rPr>
-        <w:t>AI</w:t>
-      </w:r>
-      <w:r>
-        <w:rPr>
-          <w:rFonts w:ascii="Arial" w:hAnsi="Arial" w:cs="Arial"/>
-        </w:rPr>
-        <w:t xml:space="preserve"> has never been used to </w:t>
-      </w:r>
-      <w:r>
-        <w:rPr>
-          <w:rFonts w:ascii="Arial" w:hAnsi="Arial" w:cs="Arial"/>
-        </w:rPr>
-        <w:t>generate</w:t>
-      </w:r>
-      <w:r>
-        <w:rPr>
-          <w:rFonts w:ascii="Arial" w:hAnsi="Arial" w:cs="Arial"/>
-        </w:rPr>
-        <w:t xml:space="preserve"> text</w:t>
+        <w:t>All intellectual contributions in this thesis are of human origin.</w:t>
+      </w:r>
+    </w:p>
+    <w:p>
+      <w:pPr>
+        <w:jc w:val="both"/>
+        <w:rPr>
+          <w:rFonts w:ascii="Arial" w:hAnsi="Arial" w:cs="Arial"/>
+        </w:rPr>
+      </w:pPr>
+    </w:p>
+    <w:p>
+      <w:r>
+        <w:rPr>
+          <w:rFonts w:ascii="Arial" w:hAnsi="Arial" w:cs="Arial"/>
+          <w:b/>
+          <w:bCs/>
+          <w:color w:val="000000" w:themeColor="text1"/>
+        </w:rPr>
+        <w:t>Risks of this research</w:t>
+      </w:r>
+    </w:p>
+    <w:p>
+      <w:pPr>
+        <w:rPr>
+          <w:rFonts w:ascii="Arial" w:hAnsi="Arial" w:cs="Arial"/>
+        </w:rPr>
+      </w:pPr>
+    </w:p>
+    <w:p>
+      <w:pPr>
+        <w:jc w:val="both"/>
+        <w:rPr>
+          <w:rFonts w:ascii="Arial" w:hAnsi="Arial" w:cs="Arial"/>
+        </w:rPr>
+      </w:pPr>
+      <w:r>
+        <w:rPr>
+          <w:rFonts w:ascii="Arial" w:hAnsi="Arial" w:cs="Arial"/>
+        </w:rPr>
+        <w:t>The capabilities of AI are advancing rapidly. With the development of agentic models</w:t>
       </w:r>
       <w:r>
         <w:rPr>
@@ -2200,37 +2200,13 @@
         <w:rPr>
           <w:rFonts w:ascii="Arial" w:hAnsi="Arial" w:cs="Arial"/>
         </w:rPr>
-        <w:t>(</w:t>
-      </w:r>
-      <w:r>
-        <w:rPr>
-          <w:rFonts w:ascii="Arial" w:hAnsi="Arial" w:cs="Arial"/>
-        </w:rPr>
-        <w:t>neither</w:t>
-      </w:r>
-      <w:r>
-        <w:rPr>
-          <w:rFonts w:ascii="Arial" w:hAnsi="Arial" w:cs="Arial"/>
-        </w:rPr>
-        <w:t xml:space="preserve"> prose </w:t>
-      </w:r>
-      <w:r>
-        <w:rPr>
-          <w:rFonts w:ascii="Arial" w:hAnsi="Arial" w:cs="Arial"/>
-        </w:rPr>
-        <w:t>nor</w:t>
-      </w:r>
-      <w:r>
-        <w:rPr>
-          <w:rFonts w:ascii="Arial" w:hAnsi="Arial" w:cs="Arial"/>
-        </w:rPr>
-        <w:t xml:space="preserve"> code)</w:t>
-      </w:r>
-      <w:r>
-        <w:rPr>
-          <w:rFonts w:ascii="Arial" w:hAnsi="Arial" w:cs="Arial"/>
-        </w:rPr>
-        <w:t xml:space="preserve"> on my behalf.</w:t>
+        <w:t>(models that can independently perform tasks in the real world)</w:t>
+      </w:r>
+      <w:r>
+        <w:rPr>
+          <w:rFonts w:ascii="Arial" w:hAnsi="Arial" w:cs="Arial"/>
+        </w:rPr>
+        <w:t>,</w:t>
       </w:r>
       <w:r>
         <w:rPr>
@@ -2242,7 +2218,19 @@
         <w:rPr>
           <w:rFonts w:ascii="Arial" w:hAnsi="Arial" w:cs="Arial"/>
         </w:rPr>
-        <w:t>Instead,</w:t>
+        <w:t>we likely face</w:t>
+      </w:r>
+      <w:r>
+        <w:rPr>
+          <w:rFonts w:ascii="Arial" w:hAnsi="Arial" w:cs="Arial"/>
+        </w:rPr>
+        <w:t xml:space="preserve"> civilization-level disruptions</w:t>
+      </w:r>
+      <w:r>
+        <w:rPr>
+          <w:rFonts w:ascii="Arial" w:hAnsi="Arial" w:cs="Arial"/>
+        </w:rPr>
+        <w:t xml:space="preserve"> within the next decade</w:t>
       </w:r>
       <w:r>
         <w:rPr>
@@ -2254,94 +2242,207 @@
         <w:rPr>
           <w:rFonts w:ascii="Arial" w:hAnsi="Arial" w:cs="Arial"/>
         </w:rPr>
-        <w:t xml:space="preserve">AI has functioned as a refinement tool rather than a content creator. </w:t>
-      </w:r>
-      <w:r>
-        <w:rPr>
-          <w:rFonts w:ascii="Arial" w:hAnsi="Arial" w:cs="Arial"/>
-        </w:rPr>
-        <w:t>AI</w:t>
-      </w:r>
-      <w:r>
-        <w:rPr>
-          <w:rFonts w:ascii="Arial" w:hAnsi="Arial" w:cs="Arial"/>
-        </w:rPr>
-        <w:t xml:space="preserve"> has been particularly useful for checking grammar, restructuring complex passages to enhance </w:t>
-      </w:r>
-      <w:r>
-        <w:rPr>
-          <w:rFonts w:ascii="Arial" w:hAnsi="Arial" w:cs="Arial"/>
-        </w:rPr>
-        <w:t xml:space="preserve">clarity, and </w:t>
-      </w:r>
-      <w:r>
-        <w:rPr>
-          <w:rFonts w:ascii="Arial" w:hAnsi="Arial" w:cs="Arial"/>
-        </w:rPr>
-        <w:t xml:space="preserve">optimizing </w:t>
-      </w:r>
-      <w:r>
-        <w:rPr>
-          <w:rFonts w:ascii="Arial" w:hAnsi="Arial" w:cs="Arial"/>
-        </w:rPr>
-        <w:t>inefficient</w:t>
-      </w:r>
-      <w:r>
-        <w:rPr>
-          <w:rFonts w:ascii="Arial" w:hAnsi="Arial" w:cs="Arial"/>
-        </w:rPr>
-        <w:t xml:space="preserve"> computer code</w:t>
-      </w:r>
-      <w:r>
-        <w:rPr>
-          <w:rFonts w:ascii="Arial" w:hAnsi="Arial" w:cs="Arial"/>
-        </w:rPr>
-        <w:t>. Additionally, it has assisted in sketching outlines and identifying</w:t>
-      </w:r>
-      <w:r>
-        <w:rPr>
-          <w:rFonts w:ascii="Arial" w:hAnsi="Arial" w:cs="Arial"/>
-        </w:rPr>
-        <w:t>/summarizing</w:t>
-      </w:r>
-      <w:r>
-        <w:rPr>
-          <w:rFonts w:ascii="Arial" w:hAnsi="Arial" w:cs="Arial"/>
-        </w:rPr>
-        <w:t xml:space="preserve"> relevant </w:t>
-      </w:r>
-      <w:r>
-        <w:rPr>
-          <w:rFonts w:ascii="Arial" w:hAnsi="Arial" w:cs="Arial"/>
-        </w:rPr>
-        <w:t>scientific literature</w:t>
-      </w:r>
-      <w:r>
-        <w:rPr>
-          <w:rFonts w:ascii="Arial" w:hAnsi="Arial" w:cs="Arial"/>
-        </w:rPr>
-        <w:t>. However, all scientific writing, argumentation, and interpretation presented in this thesis have been originally written and critically developed by me. AI has played a supporting role in ensuring precision, coherence, and conciseness, but the intellectual contributions and final editorial decisions remain entirely my own.</w:t>
-      </w:r>
-    </w:p>
-    <w:p>
-      <w:pPr>
-        <w:jc w:val="center"/>
-        <w:rPr>
-          <w:rFonts w:ascii="Arial" w:hAnsi="Arial" w:cs="Arial"/>
-          <w:color w:val="000000" w:themeColor="text1"/>
-          <w:sz w:val="22"/>
-          <w:szCs w:val="22"/>
-        </w:rPr>
-      </w:pPr>
-      <w:r>
-        <w:rPr>
-          <w:rFonts w:ascii="Arial" w:hAnsi="Arial" w:cs="Arial"/>
-          <w:color w:val="000000" w:themeColor="text1"/>
-          <w:sz w:val="22"/>
-          <w:szCs w:val="22"/>
-        </w:rPr>
-        <w:br w:type="page"/>
-      </w:r>
+        <w:t>a</w:t>
+      </w:r>
+      <w:r>
+        <w:rPr>
+          <w:rFonts w:ascii="Arial" w:hAnsi="Arial" w:cs="Arial"/>
+        </w:rPr>
+        <w:t>ffecting global economies, geopolitics, and our information landscape.</w:t>
+      </w:r>
+      <w:r>
+        <w:rPr>
+          <w:rFonts w:ascii="Arial" w:hAnsi="Arial" w:cs="Arial"/>
+        </w:rPr>
+        <w:t xml:space="preserve"> </w:t>
+      </w:r>
+      <w:r>
+        <w:rPr>
+          <w:rFonts w:ascii="Arial" w:hAnsi="Arial" w:cs="Arial"/>
+        </w:rPr>
+        <w:t xml:space="preserve">In contrast, the AI models used in this thesis are domain-specific and </w:t>
+      </w:r>
+      <w:r>
+        <w:rPr>
+          <w:rFonts w:ascii="Arial" w:hAnsi="Arial" w:cs="Arial"/>
+        </w:rPr>
+        <w:t xml:space="preserve">tied to the physical world by the empirical nature of chemistry. As a result, they are </w:t>
+      </w:r>
+      <w:r>
+        <w:rPr>
+          <w:rFonts w:ascii="Arial" w:hAnsi="Arial" w:cs="Arial"/>
+        </w:rPr>
+        <w:t>considerably less likely to pose existential concerns</w:t>
+      </w:r>
+      <w:r>
+        <w:rPr>
+          <w:rFonts w:ascii="Arial" w:hAnsi="Arial" w:cs="Arial"/>
+        </w:rPr>
+        <w:t>. I</w:t>
+      </w:r>
+      <w:r>
+        <w:rPr>
+          <w:rFonts w:ascii="Arial" w:hAnsi="Arial" w:cs="Arial"/>
+        </w:rPr>
+        <w:t xml:space="preserve">t is theoretically possible to misuse molecular machine learning methods for the </w:t>
+      </w:r>
+      <w:r>
+        <w:rPr>
+          <w:rFonts w:ascii="Arial" w:hAnsi="Arial" w:cs="Arial"/>
+        </w:rPr>
+        <w:t>design</w:t>
+      </w:r>
+      <w:r>
+        <w:rPr>
+          <w:rFonts w:ascii="Arial" w:hAnsi="Arial" w:cs="Arial"/>
+        </w:rPr>
+        <w:t xml:space="preserve"> </w:t>
+      </w:r>
+      <w:r>
+        <w:rPr>
+          <w:rFonts w:ascii="Arial" w:hAnsi="Arial" w:cs="Arial"/>
+        </w:rPr>
+        <w:t xml:space="preserve">nerve agents, poisons, or other </w:t>
+      </w:r>
+      <w:r>
+        <w:rPr>
+          <w:rFonts w:ascii="Arial" w:hAnsi="Arial" w:cs="Arial"/>
+        </w:rPr>
+        <w:t>(bio)</w:t>
+      </w:r>
+      <w:r>
+        <w:rPr>
+          <w:rFonts w:ascii="Arial" w:hAnsi="Arial" w:cs="Arial"/>
+        </w:rPr>
+        <w:t>chemical weapons</w:t>
+      </w:r>
+      <w:r>
+        <w:rPr>
+          <w:rFonts w:ascii="Arial" w:hAnsi="Arial" w:cs="Arial"/>
+        </w:rPr>
+        <w:t xml:space="preserve">. However, since </w:t>
+      </w:r>
+      <w:r>
+        <w:rPr>
+          <w:rFonts w:ascii="Arial" w:hAnsi="Arial" w:cs="Arial"/>
+        </w:rPr>
+        <w:t>ultra-potent toxins are already accessible</w:t>
+      </w:r>
+      <w:r>
+        <w:rPr>
+          <w:rFonts w:ascii="Arial" w:hAnsi="Arial" w:cs="Arial"/>
+        </w:rPr>
+        <w:t xml:space="preserve">, </w:t>
+      </w:r>
+      <w:r>
+        <w:rPr>
+          <w:rFonts w:ascii="Arial" w:hAnsi="Arial" w:cs="Arial"/>
+        </w:rPr>
+        <w:t>I consider the misuse potential of this research to be minimal.</w:t>
+      </w:r>
+    </w:p>
+    <w:p>
+      <w:pPr>
+        <w:jc w:val="both"/>
+        <w:rPr>
+          <w:rFonts w:ascii="Arial" w:hAnsi="Arial" w:cs="Arial"/>
+        </w:rPr>
+      </w:pPr>
+    </w:p>
+    <w:p>
+      <w:pPr>
+        <w:jc w:val="both"/>
+        <w:rPr>
+          <w:rFonts w:ascii="Arial" w:hAnsi="Arial" w:cs="Arial"/>
+        </w:rPr>
+      </w:pPr>
+    </w:p>
+    <w:p>
+      <w:pPr>
+        <w:jc w:val="both"/>
+        <w:rPr>
+          <w:rFonts w:ascii="Arial" w:hAnsi="Arial" w:cs="Arial"/>
+        </w:rPr>
+      </w:pPr>
+    </w:p>
+    <w:p>
+      <w:pPr>
+        <w:jc w:val="both"/>
+        <w:rPr>
+          <w:rFonts w:ascii="Arial" w:hAnsi="Arial" w:cs="Arial"/>
+        </w:rPr>
+      </w:pPr>
+    </w:p>
+    <w:p>
+      <w:pPr>
+        <w:jc w:val="both"/>
+        <w:rPr>
+          <w:rFonts w:ascii="Arial" w:hAnsi="Arial" w:cs="Arial"/>
+        </w:rPr>
+      </w:pPr>
+    </w:p>
+    <w:p>
+      <w:pPr>
+        <w:jc w:val="both"/>
+        <w:rPr>
+          <w:rFonts w:ascii="Arial" w:hAnsi="Arial" w:cs="Arial"/>
+        </w:rPr>
+      </w:pPr>
+    </w:p>
+    <w:p>
+      <w:pPr>
+        <w:jc w:val="both"/>
+        <w:rPr>
+          <w:rFonts w:ascii="Arial" w:hAnsi="Arial" w:cs="Arial"/>
+        </w:rPr>
+      </w:pPr>
+    </w:p>
+    <w:p>
+      <w:pPr>
+        <w:jc w:val="both"/>
+        <w:rPr>
+          <w:rFonts w:ascii="Arial" w:hAnsi="Arial" w:cs="Arial"/>
+        </w:rPr>
+      </w:pPr>
+    </w:p>
+    <w:p>
+      <w:pPr>
+        <w:jc w:val="both"/>
+        <w:rPr>
+          <w:rFonts w:ascii="Arial" w:hAnsi="Arial" w:cs="Arial"/>
+        </w:rPr>
+      </w:pPr>
+    </w:p>
+    <w:p>
+      <w:pPr>
+        <w:jc w:val="both"/>
+        <w:rPr>
+          <w:rFonts w:ascii="Arial" w:hAnsi="Arial" w:cs="Arial"/>
+        </w:rPr>
+      </w:pPr>
+    </w:p>
+    <w:p>
+      <w:pPr>
+        <w:jc w:val="both"/>
+        <w:rPr>
+          <w:rFonts w:ascii="Arial" w:hAnsi="Arial" w:cs="Arial"/>
+        </w:rPr>
+      </w:pPr>
+    </w:p>
+    <w:p>
+      <w:pPr>
+        <w:jc w:val="both"/>
+        <w:rPr>
+          <w:rFonts w:ascii="Arial" w:hAnsi="Arial" w:cs="Arial"/>
+        </w:rPr>
+      </w:pPr>
+    </w:p>
+    <w:p>
+      <w:pPr>
+        <w:rPr>
+          <w:rFonts w:ascii="Arial" w:hAnsi="Arial" w:cs="Arial"/>
+        </w:rPr>
+      </w:pPr>
     </w:p>
     <w:p>
       <w:pPr>
@@ -3019,16 +3120,7 @@
           <w:sz w:val="22"/>
           <w:szCs w:val="22"/>
         </w:rPr>
-        <w:t>4.</w:t>
-      </w:r>
-      <w:r>
-        <w:rPr>
-          <w:rFonts w:ascii="Arial" w:hAnsi="Arial" w:cs="Arial"/>
-          <w:color w:val="000000" w:themeColor="text1"/>
-          <w:sz w:val="22"/>
-          <w:szCs w:val="22"/>
-        </w:rPr>
-        <w:t>1 Abstract</w:t>
+        <w:t>4.1 Abstract</w:t>
       </w:r>
     </w:p>
     <w:p>
@@ -3048,24 +3140,7 @@
           <w:szCs w:val="22"/>
         </w:rPr>
         <w:tab/>
-      </w:r>
-      <w:r>
-        <w:rPr>
-          <w:rFonts w:ascii="Arial" w:hAnsi="Arial" w:cs="Arial"/>
-          <w:color w:val="000000" w:themeColor="text1"/>
-          <w:sz w:val="22"/>
-          <w:szCs w:val="22"/>
-        </w:rPr>
-        <w:t>4</w:t>
-      </w:r>
-      <w:r>
-        <w:rPr>
-          <w:rFonts w:ascii="Arial" w:hAnsi="Arial" w:cs="Arial"/>
-          <w:color w:val="000000" w:themeColor="text1"/>
-          <w:sz w:val="22"/>
-          <w:szCs w:val="22"/>
-        </w:rPr>
-        <w:t>.2 Introduction</w:t>
+        <w:t>4.2 Introduction</w:t>
       </w:r>
     </w:p>
     <w:p>
@@ -3085,33 +3160,7 @@
           <w:szCs w:val="22"/>
         </w:rPr>
         <w:tab/>
-      </w:r>
-      <w:r>
-        <w:rPr>
-          <w:rFonts w:ascii="Arial" w:hAnsi="Arial" w:cs="Arial"/>
-          <w:color w:val="000000" w:themeColor="text1"/>
-          <w:sz w:val="22"/>
-          <w:szCs w:val="22"/>
-        </w:rPr>
-        <w:t>4</w:t>
-      </w:r>
-      <w:r>
-        <w:rPr>
-          <w:rFonts w:ascii="Arial" w:hAnsi="Arial" w:cs="Arial"/>
-          <w:color w:val="000000" w:themeColor="text1"/>
-          <w:sz w:val="22"/>
-          <w:szCs w:val="22"/>
-        </w:rPr>
-        <w:t xml:space="preserve">.3 </w:t>
-      </w:r>
-      <w:r>
-        <w:rPr>
-          <w:rFonts w:ascii="Arial" w:hAnsi="Arial" w:cs="Arial"/>
-          <w:color w:val="000000" w:themeColor="text1"/>
-          <w:sz w:val="22"/>
-          <w:szCs w:val="22"/>
-        </w:rPr>
-        <w:t>Nanoparticle design platform</w:t>
+        <w:t>4.3 Nanoparticle design platform</w:t>
       </w:r>
     </w:p>
     <w:p>
@@ -3131,24 +3180,7 @@
           <w:szCs w:val="22"/>
         </w:rPr>
         <w:tab/>
-      </w:r>
-      <w:r>
-        <w:rPr>
-          <w:rFonts w:ascii="Arial" w:hAnsi="Arial" w:cs="Arial"/>
-          <w:color w:val="000000" w:themeColor="text1"/>
-          <w:sz w:val="22"/>
-          <w:szCs w:val="22"/>
-        </w:rPr>
-        <w:t>4</w:t>
-      </w:r>
-      <w:r>
-        <w:rPr>
-          <w:rFonts w:ascii="Arial" w:hAnsi="Arial" w:cs="Arial"/>
-          <w:color w:val="000000" w:themeColor="text1"/>
-          <w:sz w:val="22"/>
-          <w:szCs w:val="22"/>
-        </w:rPr>
-        <w:t xml:space="preserve">.4 Results </w:t>
+        <w:t xml:space="preserve">4.4 Results </w:t>
       </w:r>
     </w:p>
     <w:p>
@@ -3168,24 +3200,7 @@
           <w:szCs w:val="22"/>
         </w:rPr>
         <w:tab/>
-      </w:r>
-      <w:r>
-        <w:rPr>
-          <w:rFonts w:ascii="Arial" w:hAnsi="Arial" w:cs="Arial"/>
-          <w:color w:val="000000" w:themeColor="text1"/>
-          <w:sz w:val="22"/>
-          <w:szCs w:val="22"/>
-        </w:rPr>
-        <w:t>4</w:t>
-      </w:r>
-      <w:r>
-        <w:rPr>
-          <w:rFonts w:ascii="Arial" w:hAnsi="Arial" w:cs="Arial"/>
-          <w:color w:val="000000" w:themeColor="text1"/>
-          <w:sz w:val="22"/>
-          <w:szCs w:val="22"/>
-        </w:rPr>
-        <w:t>.5 Discussion</w:t>
+        <w:t>4.5 Discussion</w:t>
       </w:r>
     </w:p>
     <w:p>
@@ -3205,24 +3220,7 @@
           <w:szCs w:val="22"/>
         </w:rPr>
         <w:tab/>
-      </w:r>
-      <w:r>
-        <w:rPr>
-          <w:rFonts w:ascii="Arial" w:hAnsi="Arial" w:cs="Arial"/>
-          <w:color w:val="000000" w:themeColor="text1"/>
-          <w:sz w:val="22"/>
-          <w:szCs w:val="22"/>
-        </w:rPr>
-        <w:t>4</w:t>
-      </w:r>
-      <w:r>
-        <w:rPr>
-          <w:rFonts w:ascii="Arial" w:hAnsi="Arial" w:cs="Arial"/>
-          <w:color w:val="000000" w:themeColor="text1"/>
-          <w:sz w:val="22"/>
-          <w:szCs w:val="22"/>
-        </w:rPr>
-        <w:t>.6 Material and methods</w:t>
+        <w:t>4.6 Material and methods</w:t>
       </w:r>
     </w:p>
     <w:p>
@@ -3242,24 +3240,7 @@
           <w:szCs w:val="22"/>
         </w:rPr>
         <w:tab/>
-      </w:r>
-      <w:r>
-        <w:rPr>
-          <w:rFonts w:ascii="Arial" w:hAnsi="Arial" w:cs="Arial"/>
-          <w:color w:val="000000" w:themeColor="text1"/>
-          <w:sz w:val="22"/>
-          <w:szCs w:val="22"/>
-        </w:rPr>
-        <w:t>4</w:t>
-      </w:r>
-      <w:r>
-        <w:rPr>
-          <w:rFonts w:ascii="Arial" w:hAnsi="Arial" w:cs="Arial"/>
-          <w:color w:val="000000" w:themeColor="text1"/>
-          <w:sz w:val="22"/>
-          <w:szCs w:val="22"/>
-        </w:rPr>
-        <w:t>.7 Appendix</w:t>
+        <w:t>4.7 Appendix</w:t>
       </w:r>
     </w:p>
     <w:p>
@@ -3279,24 +3260,7 @@
           <w:szCs w:val="22"/>
         </w:rPr>
         <w:tab/>
-      </w:r>
-      <w:r>
-        <w:rPr>
-          <w:rFonts w:ascii="Arial" w:hAnsi="Arial" w:cs="Arial"/>
-          <w:color w:val="000000" w:themeColor="text1"/>
-          <w:sz w:val="22"/>
-          <w:szCs w:val="22"/>
-        </w:rPr>
-        <w:t>4</w:t>
-      </w:r>
-      <w:r>
-        <w:rPr>
-          <w:rFonts w:ascii="Arial" w:hAnsi="Arial" w:cs="Arial"/>
-          <w:color w:val="000000" w:themeColor="text1"/>
-          <w:sz w:val="22"/>
-          <w:szCs w:val="22"/>
-        </w:rPr>
-        <w:t>.8 References</w:t>
+        <w:t>4.8 References</w:t>
       </w:r>
     </w:p>
     <w:p>
@@ -3383,16 +3347,7 @@
           <w:sz w:val="22"/>
           <w:szCs w:val="22"/>
         </w:rPr>
-        <w:t>5</w:t>
-      </w:r>
-      <w:r>
-        <w:rPr>
-          <w:rFonts w:ascii="Arial" w:hAnsi="Arial" w:cs="Arial"/>
-          <w:color w:val="000000" w:themeColor="text1"/>
-          <w:sz w:val="22"/>
-          <w:szCs w:val="22"/>
-        </w:rPr>
-        <w:t>.1 Abstract</w:t>
+        <w:t>5.1 Abstract</w:t>
       </w:r>
     </w:p>
     <w:p>
@@ -3412,24 +3367,7 @@
           <w:szCs w:val="22"/>
         </w:rPr>
         <w:tab/>
-      </w:r>
-      <w:r>
-        <w:rPr>
-          <w:rFonts w:ascii="Arial" w:hAnsi="Arial" w:cs="Arial"/>
-          <w:color w:val="000000" w:themeColor="text1"/>
-          <w:sz w:val="22"/>
-          <w:szCs w:val="22"/>
-        </w:rPr>
-        <w:t>5</w:t>
-      </w:r>
-      <w:r>
-        <w:rPr>
-          <w:rFonts w:ascii="Arial" w:hAnsi="Arial" w:cs="Arial"/>
-          <w:color w:val="000000" w:themeColor="text1"/>
-          <w:sz w:val="22"/>
-          <w:szCs w:val="22"/>
-        </w:rPr>
-        <w:t>.2 Introduction</w:t>
+        <w:t>5.2 Introduction</w:t>
       </w:r>
     </w:p>
     <w:p>
@@ -3450,24 +3388,7 @@
         </w:rPr>
         <w:lastRenderedPageBreak/>
         <w:tab/>
-      </w:r>
-      <w:r>
-        <w:rPr>
-          <w:rFonts w:ascii="Arial" w:hAnsi="Arial" w:cs="Arial"/>
-          <w:color w:val="000000" w:themeColor="text1"/>
-          <w:sz w:val="22"/>
-          <w:szCs w:val="22"/>
-        </w:rPr>
-        <w:t>5</w:t>
-      </w:r>
-      <w:r>
-        <w:rPr>
-          <w:rFonts w:ascii="Arial" w:hAnsi="Arial" w:cs="Arial"/>
-          <w:color w:val="000000" w:themeColor="text1"/>
-          <w:sz w:val="22"/>
-          <w:szCs w:val="22"/>
-        </w:rPr>
-        <w:t>.3 Study design</w:t>
+        <w:t>5.3 Study design</w:t>
       </w:r>
     </w:p>
     <w:p>
@@ -3487,24 +3408,7 @@
           <w:szCs w:val="22"/>
         </w:rPr>
         <w:tab/>
-      </w:r>
-      <w:r>
-        <w:rPr>
-          <w:rFonts w:ascii="Arial" w:hAnsi="Arial" w:cs="Arial"/>
-          <w:color w:val="000000" w:themeColor="text1"/>
-          <w:sz w:val="22"/>
-          <w:szCs w:val="22"/>
-        </w:rPr>
-        <w:t>5</w:t>
-      </w:r>
-      <w:r>
-        <w:rPr>
-          <w:rFonts w:ascii="Arial" w:hAnsi="Arial" w:cs="Arial"/>
-          <w:color w:val="000000" w:themeColor="text1"/>
-          <w:sz w:val="22"/>
-          <w:szCs w:val="22"/>
-        </w:rPr>
-        <w:t xml:space="preserve">.4 Results </w:t>
+        <w:t xml:space="preserve">5.4 Results </w:t>
       </w:r>
     </w:p>
     <w:p>
@@ -3524,24 +3428,7 @@
           <w:szCs w:val="22"/>
         </w:rPr>
         <w:tab/>
-      </w:r>
-      <w:r>
-        <w:rPr>
-          <w:rFonts w:ascii="Arial" w:hAnsi="Arial" w:cs="Arial"/>
-          <w:color w:val="000000" w:themeColor="text1"/>
-          <w:sz w:val="22"/>
-          <w:szCs w:val="22"/>
-        </w:rPr>
-        <w:t>5</w:t>
-      </w:r>
-      <w:r>
-        <w:rPr>
-          <w:rFonts w:ascii="Arial" w:hAnsi="Arial" w:cs="Arial"/>
-          <w:color w:val="000000" w:themeColor="text1"/>
-          <w:sz w:val="22"/>
-          <w:szCs w:val="22"/>
-        </w:rPr>
-        <w:t>.5 Discussion</w:t>
+        <w:t>5.5 Discussion</w:t>
       </w:r>
     </w:p>
     <w:p>
@@ -3561,24 +3448,7 @@
           <w:szCs w:val="22"/>
         </w:rPr>
         <w:tab/>
-      </w:r>
-      <w:r>
-        <w:rPr>
-          <w:rFonts w:ascii="Arial" w:hAnsi="Arial" w:cs="Arial"/>
-          <w:color w:val="000000" w:themeColor="text1"/>
-          <w:sz w:val="22"/>
-          <w:szCs w:val="22"/>
-        </w:rPr>
-        <w:t>5</w:t>
-      </w:r>
-      <w:r>
-        <w:rPr>
-          <w:rFonts w:ascii="Arial" w:hAnsi="Arial" w:cs="Arial"/>
-          <w:color w:val="000000" w:themeColor="text1"/>
-          <w:sz w:val="22"/>
-          <w:szCs w:val="22"/>
-        </w:rPr>
-        <w:t>.6 Material and methods</w:t>
+        <w:t>5.6 Material and methods</w:t>
       </w:r>
     </w:p>
     <w:p>
@@ -3598,24 +3468,7 @@
           <w:szCs w:val="22"/>
         </w:rPr>
         <w:tab/>
-      </w:r>
-      <w:r>
-        <w:rPr>
-          <w:rFonts w:ascii="Arial" w:hAnsi="Arial" w:cs="Arial"/>
-          <w:color w:val="000000" w:themeColor="text1"/>
-          <w:sz w:val="22"/>
-          <w:szCs w:val="22"/>
-        </w:rPr>
-        <w:t>5</w:t>
-      </w:r>
-      <w:r>
-        <w:rPr>
-          <w:rFonts w:ascii="Arial" w:hAnsi="Arial" w:cs="Arial"/>
-          <w:color w:val="000000" w:themeColor="text1"/>
-          <w:sz w:val="22"/>
-          <w:szCs w:val="22"/>
-        </w:rPr>
-        <w:t>.7 Appendix</w:t>
+        <w:t>5.7 Appendix</w:t>
       </w:r>
     </w:p>
     <w:p>
@@ -3635,24 +3488,7 @@
           <w:szCs w:val="22"/>
         </w:rPr>
         <w:tab/>
-      </w:r>
-      <w:r>
-        <w:rPr>
-          <w:rFonts w:ascii="Arial" w:hAnsi="Arial" w:cs="Arial"/>
-          <w:color w:val="000000" w:themeColor="text1"/>
-          <w:sz w:val="22"/>
-          <w:szCs w:val="22"/>
-        </w:rPr>
-        <w:t>5</w:t>
-      </w:r>
-      <w:r>
-        <w:rPr>
-          <w:rFonts w:ascii="Arial" w:hAnsi="Arial" w:cs="Arial"/>
-          <w:color w:val="000000" w:themeColor="text1"/>
-          <w:sz w:val="22"/>
-          <w:szCs w:val="22"/>
-        </w:rPr>
-        <w:t>.8 References</w:t>
+        <w:t>5.8 References</w:t>
       </w:r>
     </w:p>
     <w:p>
@@ -3761,16 +3597,7 @@
           <w:sz w:val="22"/>
           <w:szCs w:val="22"/>
         </w:rPr>
-        <w:t>6</w:t>
-      </w:r>
-      <w:r>
-        <w:rPr>
-          <w:rFonts w:ascii="Arial" w:hAnsi="Arial" w:cs="Arial"/>
-          <w:color w:val="000000" w:themeColor="text1"/>
-          <w:sz w:val="22"/>
-          <w:szCs w:val="22"/>
-        </w:rPr>
-        <w:t>.1 Abstract</w:t>
+        <w:t>6.1 Abstract</w:t>
       </w:r>
     </w:p>
     <w:p>
@@ -3790,24 +3617,7 @@
           <w:szCs w:val="22"/>
         </w:rPr>
         <w:tab/>
-      </w:r>
-      <w:r>
-        <w:rPr>
-          <w:rFonts w:ascii="Arial" w:hAnsi="Arial" w:cs="Arial"/>
-          <w:color w:val="000000" w:themeColor="text1"/>
-          <w:sz w:val="22"/>
-          <w:szCs w:val="22"/>
-        </w:rPr>
-        <w:t>6</w:t>
-      </w:r>
-      <w:r>
-        <w:rPr>
-          <w:rFonts w:ascii="Arial" w:hAnsi="Arial" w:cs="Arial"/>
-          <w:color w:val="000000" w:themeColor="text1"/>
-          <w:sz w:val="22"/>
-          <w:szCs w:val="22"/>
-        </w:rPr>
-        <w:t>.2 Introduction</w:t>
+        <w:t>6.2 Introduction</w:t>
       </w:r>
     </w:p>
     <w:p>
@@ -3827,42 +3637,7 @@
           <w:szCs w:val="22"/>
         </w:rPr>
         <w:tab/>
-      </w:r>
-      <w:r>
-        <w:rPr>
-          <w:rFonts w:ascii="Arial" w:hAnsi="Arial" w:cs="Arial"/>
-          <w:color w:val="000000" w:themeColor="text1"/>
-          <w:sz w:val="22"/>
-          <w:szCs w:val="22"/>
-        </w:rPr>
-        <w:t>6</w:t>
-      </w:r>
-      <w:r>
-        <w:rPr>
-          <w:rFonts w:ascii="Arial" w:hAnsi="Arial" w:cs="Arial"/>
-          <w:color w:val="000000" w:themeColor="text1"/>
-          <w:sz w:val="22"/>
-          <w:szCs w:val="22"/>
-        </w:rPr>
-        <w:t>.</w:t>
-      </w:r>
-      <w:r>
-        <w:rPr>
-          <w:rFonts w:ascii="Arial" w:hAnsi="Arial" w:cs="Arial"/>
-          <w:color w:val="000000" w:themeColor="text1"/>
-          <w:sz w:val="22"/>
-          <w:szCs w:val="22"/>
-        </w:rPr>
-        <w:t>3</w:t>
-      </w:r>
-      <w:r>
-        <w:rPr>
-          <w:rFonts w:ascii="Arial" w:hAnsi="Arial" w:cs="Arial"/>
-          <w:color w:val="000000" w:themeColor="text1"/>
-          <w:sz w:val="22"/>
-          <w:szCs w:val="22"/>
-        </w:rPr>
-        <w:t xml:space="preserve"> Results </w:t>
+        <w:t xml:space="preserve">6.3 Results </w:t>
       </w:r>
     </w:p>
     <w:p>
@@ -3882,42 +3657,7 @@
           <w:szCs w:val="22"/>
         </w:rPr>
         <w:tab/>
-      </w:r>
-      <w:r>
-        <w:rPr>
-          <w:rFonts w:ascii="Arial" w:hAnsi="Arial" w:cs="Arial"/>
-          <w:color w:val="000000" w:themeColor="text1"/>
-          <w:sz w:val="22"/>
-          <w:szCs w:val="22"/>
-        </w:rPr>
-        <w:t>6</w:t>
-      </w:r>
-      <w:r>
-        <w:rPr>
-          <w:rFonts w:ascii="Arial" w:hAnsi="Arial" w:cs="Arial"/>
-          <w:color w:val="000000" w:themeColor="text1"/>
-          <w:sz w:val="22"/>
-          <w:szCs w:val="22"/>
-        </w:rPr>
-        <w:t>.</w:t>
-      </w:r>
-      <w:r>
-        <w:rPr>
-          <w:rFonts w:ascii="Arial" w:hAnsi="Arial" w:cs="Arial"/>
-          <w:color w:val="000000" w:themeColor="text1"/>
-          <w:sz w:val="22"/>
-          <w:szCs w:val="22"/>
-        </w:rPr>
-        <w:t>4</w:t>
-      </w:r>
-      <w:r>
-        <w:rPr>
-          <w:rFonts w:ascii="Arial" w:hAnsi="Arial" w:cs="Arial"/>
-          <w:color w:val="000000" w:themeColor="text1"/>
-          <w:sz w:val="22"/>
-          <w:szCs w:val="22"/>
-        </w:rPr>
-        <w:t xml:space="preserve"> Discussion</w:t>
+        <w:t>6.4 Discussion</w:t>
       </w:r>
     </w:p>
     <w:p>
@@ -3937,42 +3677,7 @@
           <w:szCs w:val="22"/>
         </w:rPr>
         <w:tab/>
-      </w:r>
-      <w:r>
-        <w:rPr>
-          <w:rFonts w:ascii="Arial" w:hAnsi="Arial" w:cs="Arial"/>
-          <w:color w:val="000000" w:themeColor="text1"/>
-          <w:sz w:val="22"/>
-          <w:szCs w:val="22"/>
-        </w:rPr>
-        <w:t>6</w:t>
-      </w:r>
-      <w:r>
-        <w:rPr>
-          <w:rFonts w:ascii="Arial" w:hAnsi="Arial" w:cs="Arial"/>
-          <w:color w:val="000000" w:themeColor="text1"/>
-          <w:sz w:val="22"/>
-          <w:szCs w:val="22"/>
-        </w:rPr>
-        <w:t>.</w:t>
-      </w:r>
-      <w:r>
-        <w:rPr>
-          <w:rFonts w:ascii="Arial" w:hAnsi="Arial" w:cs="Arial"/>
-          <w:color w:val="000000" w:themeColor="text1"/>
-          <w:sz w:val="22"/>
-          <w:szCs w:val="22"/>
-        </w:rPr>
-        <w:t>5</w:t>
-      </w:r>
-      <w:r>
-        <w:rPr>
-          <w:rFonts w:ascii="Arial" w:hAnsi="Arial" w:cs="Arial"/>
-          <w:color w:val="000000" w:themeColor="text1"/>
-          <w:sz w:val="22"/>
-          <w:szCs w:val="22"/>
-        </w:rPr>
-        <w:t xml:space="preserve"> Material and methods</w:t>
+        <w:t>6.5 Material and methods</w:t>
       </w:r>
     </w:p>
     <w:p>
@@ -3992,42 +3697,7 @@
           <w:szCs w:val="22"/>
         </w:rPr>
         <w:tab/>
-      </w:r>
-      <w:r>
-        <w:rPr>
-          <w:rFonts w:ascii="Arial" w:hAnsi="Arial" w:cs="Arial"/>
-          <w:color w:val="000000" w:themeColor="text1"/>
-          <w:sz w:val="22"/>
-          <w:szCs w:val="22"/>
-        </w:rPr>
-        <w:t>6</w:t>
-      </w:r>
-      <w:r>
-        <w:rPr>
-          <w:rFonts w:ascii="Arial" w:hAnsi="Arial" w:cs="Arial"/>
-          <w:color w:val="000000" w:themeColor="text1"/>
-          <w:sz w:val="22"/>
-          <w:szCs w:val="22"/>
-        </w:rPr>
-        <w:t>.</w:t>
-      </w:r>
-      <w:r>
-        <w:rPr>
-          <w:rFonts w:ascii="Arial" w:hAnsi="Arial" w:cs="Arial"/>
-          <w:color w:val="000000" w:themeColor="text1"/>
-          <w:sz w:val="22"/>
-          <w:szCs w:val="22"/>
-        </w:rPr>
-        <w:t>6</w:t>
-      </w:r>
-      <w:r>
-        <w:rPr>
-          <w:rFonts w:ascii="Arial" w:hAnsi="Arial" w:cs="Arial"/>
-          <w:color w:val="000000" w:themeColor="text1"/>
-          <w:sz w:val="22"/>
-          <w:szCs w:val="22"/>
-        </w:rPr>
-        <w:t xml:space="preserve"> Appendix</w:t>
+        <w:t>6.6 Appendix</w:t>
       </w:r>
     </w:p>
     <w:p>
@@ -4047,42 +3717,7 @@
           <w:szCs w:val="22"/>
         </w:rPr>
         <w:tab/>
-      </w:r>
-      <w:r>
-        <w:rPr>
-          <w:rFonts w:ascii="Arial" w:hAnsi="Arial" w:cs="Arial"/>
-          <w:color w:val="000000" w:themeColor="text1"/>
-          <w:sz w:val="22"/>
-          <w:szCs w:val="22"/>
-        </w:rPr>
-        <w:t>6</w:t>
-      </w:r>
-      <w:r>
-        <w:rPr>
-          <w:rFonts w:ascii="Arial" w:hAnsi="Arial" w:cs="Arial"/>
-          <w:color w:val="000000" w:themeColor="text1"/>
-          <w:sz w:val="22"/>
-          <w:szCs w:val="22"/>
-        </w:rPr>
-        <w:t>.</w:t>
-      </w:r>
-      <w:r>
-        <w:rPr>
-          <w:rFonts w:ascii="Arial" w:hAnsi="Arial" w:cs="Arial"/>
-          <w:color w:val="000000" w:themeColor="text1"/>
-          <w:sz w:val="22"/>
-          <w:szCs w:val="22"/>
-        </w:rPr>
-        <w:t>7</w:t>
-      </w:r>
-      <w:r>
-        <w:rPr>
-          <w:rFonts w:ascii="Arial" w:hAnsi="Arial" w:cs="Arial"/>
-          <w:color w:val="000000" w:themeColor="text1"/>
-          <w:sz w:val="22"/>
-          <w:szCs w:val="22"/>
-        </w:rPr>
-        <w:t xml:space="preserve"> References</w:t>
+        <w:t>6.7 References</w:t>
       </w:r>
     </w:p>
     <w:p>
@@ -4332,6 +3967,43 @@
           <w:szCs w:val="22"/>
         </w:rPr>
         <w:t>Samenvatting</w:t>
+      </w:r>
+      <w:proofErr w:type="spellEnd"/>
+    </w:p>
+    <w:p>
+      <w:pPr>
+        <w:rPr>
+          <w:rFonts w:ascii="Arial" w:hAnsi="Arial" w:cs="Arial"/>
+          <w:b/>
+          <w:bCs/>
+          <w:color w:val="000000" w:themeColor="text1"/>
+          <w:sz w:val="22"/>
+          <w:szCs w:val="22"/>
+        </w:rPr>
+      </w:pPr>
+    </w:p>
+    <w:p>
+      <w:pPr>
+        <w:rPr>
+          <w:rFonts w:ascii="Arial" w:hAnsi="Arial" w:cs="Arial"/>
+          <w:b/>
+          <w:bCs/>
+          <w:color w:val="000000" w:themeColor="text1"/>
+          <w:sz w:val="22"/>
+          <w:szCs w:val="22"/>
+        </w:rPr>
+      </w:pPr>
+      <w:proofErr w:type="spellStart"/>
+      <w:r>
+        <w:rPr>
+          <w:rFonts w:ascii="Arial" w:hAnsi="Arial" w:cs="Arial"/>
+          <w:b/>
+          <w:bCs/>
+          <w:color w:val="000000" w:themeColor="text1"/>
+          <w:sz w:val="22"/>
+          <w:szCs w:val="22"/>
+        </w:rPr>
+        <w:t>Lekensamenvatting</w:t>
       </w:r>
       <w:proofErr w:type="spellEnd"/>
     </w:p>
@@ -7095,6 +6767,7 @@
   <w:style w:type="character" w:default="1" w:styleId="DefaultParagraphFont">
     <w:name w:val="Default Paragraph Font"/>
     <w:uiPriority w:val="1"/>
+    <w:semiHidden/>
     <w:unhideWhenUsed/>
   </w:style>
   <w:style w:type="table" w:default="1" w:styleId="TableNormal">
